--- a/reports/documents/smart_search_technical_report.docx
+++ b/reports/documents/smart_search_technical_report.docx
@@ -48,12 +48,14 @@
       <w:pPr>
         <w:pStyle w:val="Heading1"/>
       </w:pPr>
+      <w:bookmarkStart w:id="0" w:name="_Toc232500638"/>
       <w:r>
         <w:rPr>
           <w:color w:val="1D4ED8"/>
         </w:rPr>
         <w:t>Abstract</w:t>
       </w:r>
+      <w:bookmarkEnd w:id="0"/>
     </w:p>
     <w:p>
       <w:r>
@@ -108,14 +110,25 @@
       <w:pPr>
         <w:pStyle w:val="Heading1"/>
       </w:pPr>
+      <w:bookmarkStart w:id="1" w:name="_Toc232500639"/>
       <w:r>
         <w:rPr>
           <w:color w:val="1D4ED8"/>
         </w:rPr>
         <w:t>Table of Contents</w:t>
       </w:r>
-    </w:p>
-    <w:p>
+      <w:bookmarkEnd w:id="1"/>
+    </w:p>
+    <w:p>
+      <w:pPr>
+        <w:pStyle w:val="TOC1"/>
+        <w:tabs>
+          <w:tab w:val="right" w:leader="dot" w:pos="8630"/>
+        </w:tabs>
+        <w:rPr>
+          <w:noProof/>
+        </w:rPr>
+      </w:pPr>
       <w:r>
         <w:rPr>
           <w:i/>
@@ -140,14 +153,4703 @@
         </w:rPr>
         <w:fldChar w:fldCharType="separate"/>
       </w:r>
-      <w:r>
-        <w:rPr>
-          <w:i/>
-          <w:color w:val="94A3B8"/>
-          <w:sz w:val="20"/>
-        </w:rPr>
-        <w:t>[Right-click this line in Word and choose ‘Update Field’ to build the Table of Contents]</w:t>
-      </w:r>
+      <w:hyperlink w:anchor="_Toc232500638" w:history="1">
+        <w:r>
+          <w:rPr>
+            <w:rStyle w:val="Hyperlink"/>
+            <w:noProof/>
+          </w:rPr>
+          <w:t>Abstract</w:t>
+        </w:r>
+        <w:r>
+          <w:rPr>
+            <w:noProof/>
+            <w:webHidden/>
+          </w:rPr>
+          <w:tab/>
+        </w:r>
+        <w:r>
+          <w:rPr>
+            <w:noProof/>
+            <w:webHidden/>
+          </w:rPr>
+          <w:fldChar w:fldCharType="begin"/>
+        </w:r>
+        <w:r>
+          <w:rPr>
+            <w:noProof/>
+            <w:webHidden/>
+          </w:rPr>
+          <w:instrText xml:space="preserve"> PAGEREF _Toc232500638 \h </w:instrText>
+        </w:r>
+        <w:r>
+          <w:rPr>
+            <w:noProof/>
+            <w:webHidden/>
+          </w:rPr>
+        </w:r>
+        <w:r>
+          <w:rPr>
+            <w:noProof/>
+            <w:webHidden/>
+          </w:rPr>
+          <w:fldChar w:fldCharType="separate"/>
+        </w:r>
+        <w:r>
+          <w:rPr>
+            <w:noProof/>
+            <w:webHidden/>
+          </w:rPr>
+          <w:t>1</w:t>
+        </w:r>
+        <w:r>
+          <w:rPr>
+            <w:noProof/>
+            <w:webHidden/>
+          </w:rPr>
+          <w:fldChar w:fldCharType="end"/>
+        </w:r>
+      </w:hyperlink>
+    </w:p>
+    <w:p>
+      <w:pPr>
+        <w:pStyle w:val="TOC1"/>
+        <w:tabs>
+          <w:tab w:val="right" w:leader="dot" w:pos="8630"/>
+        </w:tabs>
+        <w:rPr>
+          <w:noProof/>
+        </w:rPr>
+      </w:pPr>
+      <w:hyperlink w:anchor="_Toc232500639" w:history="1">
+        <w:r>
+          <w:rPr>
+            <w:rStyle w:val="Hyperlink"/>
+            <w:noProof/>
+          </w:rPr>
+          <w:t>Table of Contents</w:t>
+        </w:r>
+        <w:r>
+          <w:rPr>
+            <w:noProof/>
+            <w:webHidden/>
+          </w:rPr>
+          <w:tab/>
+        </w:r>
+        <w:r>
+          <w:rPr>
+            <w:noProof/>
+            <w:webHidden/>
+          </w:rPr>
+          <w:fldChar w:fldCharType="begin"/>
+        </w:r>
+        <w:r>
+          <w:rPr>
+            <w:noProof/>
+            <w:webHidden/>
+          </w:rPr>
+          <w:instrText xml:space="preserve"> PAGEREF _Toc232500639 \h </w:instrText>
+        </w:r>
+        <w:r>
+          <w:rPr>
+            <w:noProof/>
+            <w:webHidden/>
+          </w:rPr>
+        </w:r>
+        <w:r>
+          <w:rPr>
+            <w:noProof/>
+            <w:webHidden/>
+          </w:rPr>
+          <w:fldChar w:fldCharType="separate"/>
+        </w:r>
+        <w:r>
+          <w:rPr>
+            <w:noProof/>
+            <w:webHidden/>
+          </w:rPr>
+          <w:t>1</w:t>
+        </w:r>
+        <w:r>
+          <w:rPr>
+            <w:noProof/>
+            <w:webHidden/>
+          </w:rPr>
+          <w:fldChar w:fldCharType="end"/>
+        </w:r>
+      </w:hyperlink>
+    </w:p>
+    <w:p>
+      <w:pPr>
+        <w:pStyle w:val="TOC1"/>
+        <w:tabs>
+          <w:tab w:val="right" w:leader="dot" w:pos="8630"/>
+        </w:tabs>
+        <w:rPr>
+          <w:noProof/>
+        </w:rPr>
+      </w:pPr>
+      <w:hyperlink w:anchor="_Toc232500640" w:history="1">
+        <w:r>
+          <w:rPr>
+            <w:rStyle w:val="Hyperlink"/>
+            <w:noProof/>
+          </w:rPr>
+          <w:t>1. Introduction</w:t>
+        </w:r>
+        <w:r>
+          <w:rPr>
+            <w:noProof/>
+            <w:webHidden/>
+          </w:rPr>
+          <w:tab/>
+        </w:r>
+        <w:r>
+          <w:rPr>
+            <w:noProof/>
+            <w:webHidden/>
+          </w:rPr>
+          <w:fldChar w:fldCharType="begin"/>
+        </w:r>
+        <w:r>
+          <w:rPr>
+            <w:noProof/>
+            <w:webHidden/>
+          </w:rPr>
+          <w:instrText xml:space="preserve"> PAGEREF _Toc232500640 \h </w:instrText>
+        </w:r>
+        <w:r>
+          <w:rPr>
+            <w:noProof/>
+            <w:webHidden/>
+          </w:rPr>
+        </w:r>
+        <w:r>
+          <w:rPr>
+            <w:noProof/>
+            <w:webHidden/>
+          </w:rPr>
+          <w:fldChar w:fldCharType="separate"/>
+        </w:r>
+        <w:r>
+          <w:rPr>
+            <w:noProof/>
+            <w:webHidden/>
+          </w:rPr>
+          <w:t>5</w:t>
+        </w:r>
+        <w:r>
+          <w:rPr>
+            <w:noProof/>
+            <w:webHidden/>
+          </w:rPr>
+          <w:fldChar w:fldCharType="end"/>
+        </w:r>
+      </w:hyperlink>
+    </w:p>
+    <w:p>
+      <w:pPr>
+        <w:pStyle w:val="TOC2"/>
+        <w:tabs>
+          <w:tab w:val="right" w:leader="dot" w:pos="8630"/>
+        </w:tabs>
+        <w:rPr>
+          <w:noProof/>
+        </w:rPr>
+      </w:pPr>
+      <w:hyperlink w:anchor="_Toc232500641" w:history="1">
+        <w:r>
+          <w:rPr>
+            <w:rStyle w:val="Hyperlink"/>
+            <w:noProof/>
+          </w:rPr>
+          <w:t>1.1 The Problem</w:t>
+        </w:r>
+        <w:r>
+          <w:rPr>
+            <w:noProof/>
+            <w:webHidden/>
+          </w:rPr>
+          <w:tab/>
+        </w:r>
+        <w:r>
+          <w:rPr>
+            <w:noProof/>
+            <w:webHidden/>
+          </w:rPr>
+          <w:fldChar w:fldCharType="begin"/>
+        </w:r>
+        <w:r>
+          <w:rPr>
+            <w:noProof/>
+            <w:webHidden/>
+          </w:rPr>
+          <w:instrText xml:space="preserve"> PAGEREF _Toc232500641 \h </w:instrText>
+        </w:r>
+        <w:r>
+          <w:rPr>
+            <w:noProof/>
+            <w:webHidden/>
+          </w:rPr>
+        </w:r>
+        <w:r>
+          <w:rPr>
+            <w:noProof/>
+            <w:webHidden/>
+          </w:rPr>
+          <w:fldChar w:fldCharType="separate"/>
+        </w:r>
+        <w:r>
+          <w:rPr>
+            <w:noProof/>
+            <w:webHidden/>
+          </w:rPr>
+          <w:t>5</w:t>
+        </w:r>
+        <w:r>
+          <w:rPr>
+            <w:noProof/>
+            <w:webHidden/>
+          </w:rPr>
+          <w:fldChar w:fldCharType="end"/>
+        </w:r>
+      </w:hyperlink>
+    </w:p>
+    <w:p>
+      <w:pPr>
+        <w:pStyle w:val="TOC2"/>
+        <w:tabs>
+          <w:tab w:val="right" w:leader="dot" w:pos="8630"/>
+        </w:tabs>
+        <w:rPr>
+          <w:noProof/>
+        </w:rPr>
+      </w:pPr>
+      <w:hyperlink w:anchor="_Toc232500642" w:history="1">
+        <w:r>
+          <w:rPr>
+            <w:rStyle w:val="Hyperlink"/>
+            <w:noProof/>
+          </w:rPr>
+          <w:t>1.2 What I Built</w:t>
+        </w:r>
+        <w:r>
+          <w:rPr>
+            <w:noProof/>
+            <w:webHidden/>
+          </w:rPr>
+          <w:tab/>
+        </w:r>
+        <w:r>
+          <w:rPr>
+            <w:noProof/>
+            <w:webHidden/>
+          </w:rPr>
+          <w:fldChar w:fldCharType="begin"/>
+        </w:r>
+        <w:r>
+          <w:rPr>
+            <w:noProof/>
+            <w:webHidden/>
+          </w:rPr>
+          <w:instrText xml:space="preserve"> PAGEREF _Toc232500642 \h </w:instrText>
+        </w:r>
+        <w:r>
+          <w:rPr>
+            <w:noProof/>
+            <w:webHidden/>
+          </w:rPr>
+        </w:r>
+        <w:r>
+          <w:rPr>
+            <w:noProof/>
+            <w:webHidden/>
+          </w:rPr>
+          <w:fldChar w:fldCharType="separate"/>
+        </w:r>
+        <w:r>
+          <w:rPr>
+            <w:noProof/>
+            <w:webHidden/>
+          </w:rPr>
+          <w:t>5</w:t>
+        </w:r>
+        <w:r>
+          <w:rPr>
+            <w:noProof/>
+            <w:webHidden/>
+          </w:rPr>
+          <w:fldChar w:fldCharType="end"/>
+        </w:r>
+      </w:hyperlink>
+    </w:p>
+    <w:p>
+      <w:pPr>
+        <w:pStyle w:val="TOC2"/>
+        <w:tabs>
+          <w:tab w:val="right" w:leader="dot" w:pos="8630"/>
+        </w:tabs>
+        <w:rPr>
+          <w:noProof/>
+        </w:rPr>
+      </w:pPr>
+      <w:hyperlink w:anchor="_Toc232500643" w:history="1">
+        <w:r>
+          <w:rPr>
+            <w:rStyle w:val="Hyperlink"/>
+            <w:noProof/>
+          </w:rPr>
+          <w:t>1.3 Contributions</w:t>
+        </w:r>
+        <w:r>
+          <w:rPr>
+            <w:noProof/>
+            <w:webHidden/>
+          </w:rPr>
+          <w:tab/>
+        </w:r>
+        <w:r>
+          <w:rPr>
+            <w:noProof/>
+            <w:webHidden/>
+          </w:rPr>
+          <w:fldChar w:fldCharType="begin"/>
+        </w:r>
+        <w:r>
+          <w:rPr>
+            <w:noProof/>
+            <w:webHidden/>
+          </w:rPr>
+          <w:instrText xml:space="preserve"> PAGEREF _Toc232500643 \h </w:instrText>
+        </w:r>
+        <w:r>
+          <w:rPr>
+            <w:noProof/>
+            <w:webHidden/>
+          </w:rPr>
+        </w:r>
+        <w:r>
+          <w:rPr>
+            <w:noProof/>
+            <w:webHidden/>
+          </w:rPr>
+          <w:fldChar w:fldCharType="separate"/>
+        </w:r>
+        <w:r>
+          <w:rPr>
+            <w:noProof/>
+            <w:webHidden/>
+          </w:rPr>
+          <w:t>5</w:t>
+        </w:r>
+        <w:r>
+          <w:rPr>
+            <w:noProof/>
+            <w:webHidden/>
+          </w:rPr>
+          <w:fldChar w:fldCharType="end"/>
+        </w:r>
+      </w:hyperlink>
+    </w:p>
+    <w:p>
+      <w:pPr>
+        <w:pStyle w:val="TOC1"/>
+        <w:tabs>
+          <w:tab w:val="right" w:leader="dot" w:pos="8630"/>
+        </w:tabs>
+        <w:rPr>
+          <w:noProof/>
+        </w:rPr>
+      </w:pPr>
+      <w:hyperlink w:anchor="_Toc232500644" w:history="1">
+        <w:r>
+          <w:rPr>
+            <w:rStyle w:val="Hyperlink"/>
+            <w:noProof/>
+          </w:rPr>
+          <w:t>2. Background and Related Work</w:t>
+        </w:r>
+        <w:r>
+          <w:rPr>
+            <w:noProof/>
+            <w:webHidden/>
+          </w:rPr>
+          <w:tab/>
+        </w:r>
+        <w:r>
+          <w:rPr>
+            <w:noProof/>
+            <w:webHidden/>
+          </w:rPr>
+          <w:fldChar w:fldCharType="begin"/>
+        </w:r>
+        <w:r>
+          <w:rPr>
+            <w:noProof/>
+            <w:webHidden/>
+          </w:rPr>
+          <w:instrText xml:space="preserve"> PAGEREF _Toc232500644 \h </w:instrText>
+        </w:r>
+        <w:r>
+          <w:rPr>
+            <w:noProof/>
+            <w:webHidden/>
+          </w:rPr>
+        </w:r>
+        <w:r>
+          <w:rPr>
+            <w:noProof/>
+            <w:webHidden/>
+          </w:rPr>
+          <w:fldChar w:fldCharType="separate"/>
+        </w:r>
+        <w:r>
+          <w:rPr>
+            <w:noProof/>
+            <w:webHidden/>
+          </w:rPr>
+          <w:t>7</w:t>
+        </w:r>
+        <w:r>
+          <w:rPr>
+            <w:noProof/>
+            <w:webHidden/>
+          </w:rPr>
+          <w:fldChar w:fldCharType="end"/>
+        </w:r>
+      </w:hyperlink>
+    </w:p>
+    <w:p>
+      <w:pPr>
+        <w:pStyle w:val="TOC2"/>
+        <w:tabs>
+          <w:tab w:val="right" w:leader="dot" w:pos="8630"/>
+        </w:tabs>
+        <w:rPr>
+          <w:noProof/>
+        </w:rPr>
+      </w:pPr>
+      <w:hyperlink w:anchor="_Toc232500645" w:history="1">
+        <w:r>
+          <w:rPr>
+            <w:rStyle w:val="Hyperlink"/>
+            <w:noProof/>
+          </w:rPr>
+          <w:t>2.1 How Code Search Works Today</w:t>
+        </w:r>
+        <w:r>
+          <w:rPr>
+            <w:noProof/>
+            <w:webHidden/>
+          </w:rPr>
+          <w:tab/>
+        </w:r>
+        <w:r>
+          <w:rPr>
+            <w:noProof/>
+            <w:webHidden/>
+          </w:rPr>
+          <w:fldChar w:fldCharType="begin"/>
+        </w:r>
+        <w:r>
+          <w:rPr>
+            <w:noProof/>
+            <w:webHidden/>
+          </w:rPr>
+          <w:instrText xml:space="preserve"> PAGEREF _Toc232500645 \h </w:instrText>
+        </w:r>
+        <w:r>
+          <w:rPr>
+            <w:noProof/>
+            <w:webHidden/>
+          </w:rPr>
+        </w:r>
+        <w:r>
+          <w:rPr>
+            <w:noProof/>
+            <w:webHidden/>
+          </w:rPr>
+          <w:fldChar w:fldCharType="separate"/>
+        </w:r>
+        <w:r>
+          <w:rPr>
+            <w:noProof/>
+            <w:webHidden/>
+          </w:rPr>
+          <w:t>7</w:t>
+        </w:r>
+        <w:r>
+          <w:rPr>
+            <w:noProof/>
+            <w:webHidden/>
+          </w:rPr>
+          <w:fldChar w:fldCharType="end"/>
+        </w:r>
+      </w:hyperlink>
+    </w:p>
+    <w:p>
+      <w:pPr>
+        <w:pStyle w:val="TOC2"/>
+        <w:tabs>
+          <w:tab w:val="right" w:leader="dot" w:pos="8630"/>
+        </w:tabs>
+        <w:rPr>
+          <w:noProof/>
+        </w:rPr>
+      </w:pPr>
+      <w:hyperlink w:anchor="_Toc232500646" w:history="1">
+        <w:r>
+          <w:rPr>
+            <w:rStyle w:val="Hyperlink"/>
+            <w:noProof/>
+          </w:rPr>
+          <w:t>2.2 Semantic Search and Vector Embeddings</w:t>
+        </w:r>
+        <w:r>
+          <w:rPr>
+            <w:noProof/>
+            <w:webHidden/>
+          </w:rPr>
+          <w:tab/>
+        </w:r>
+        <w:r>
+          <w:rPr>
+            <w:noProof/>
+            <w:webHidden/>
+          </w:rPr>
+          <w:fldChar w:fldCharType="begin"/>
+        </w:r>
+        <w:r>
+          <w:rPr>
+            <w:noProof/>
+            <w:webHidden/>
+          </w:rPr>
+          <w:instrText xml:space="preserve"> PAGEREF _Toc232500646 \h </w:instrText>
+        </w:r>
+        <w:r>
+          <w:rPr>
+            <w:noProof/>
+            <w:webHidden/>
+          </w:rPr>
+        </w:r>
+        <w:r>
+          <w:rPr>
+            <w:noProof/>
+            <w:webHidden/>
+          </w:rPr>
+          <w:fldChar w:fldCharType="separate"/>
+        </w:r>
+        <w:r>
+          <w:rPr>
+            <w:noProof/>
+            <w:webHidden/>
+          </w:rPr>
+          <w:t>7</w:t>
+        </w:r>
+        <w:r>
+          <w:rPr>
+            <w:noProof/>
+            <w:webHidden/>
+          </w:rPr>
+          <w:fldChar w:fldCharType="end"/>
+        </w:r>
+      </w:hyperlink>
+    </w:p>
+    <w:p>
+      <w:pPr>
+        <w:pStyle w:val="TOC3"/>
+        <w:tabs>
+          <w:tab w:val="right" w:leader="dot" w:pos="8630"/>
+        </w:tabs>
+        <w:rPr>
+          <w:noProof/>
+        </w:rPr>
+      </w:pPr>
+      <w:hyperlink w:anchor="_Toc232500647" w:history="1">
+        <w:r>
+          <w:rPr>
+            <w:rStyle w:val="Hyperlink"/>
+            <w:noProof/>
+          </w:rPr>
+          <w:t>How Similarity is Measured</w:t>
+        </w:r>
+        <w:r>
+          <w:rPr>
+            <w:noProof/>
+            <w:webHidden/>
+          </w:rPr>
+          <w:tab/>
+        </w:r>
+        <w:r>
+          <w:rPr>
+            <w:noProof/>
+            <w:webHidden/>
+          </w:rPr>
+          <w:fldChar w:fldCharType="begin"/>
+        </w:r>
+        <w:r>
+          <w:rPr>
+            <w:noProof/>
+            <w:webHidden/>
+          </w:rPr>
+          <w:instrText xml:space="preserve"> PAGEREF _Toc232500647 \h </w:instrText>
+        </w:r>
+        <w:r>
+          <w:rPr>
+            <w:noProof/>
+            <w:webHidden/>
+          </w:rPr>
+        </w:r>
+        <w:r>
+          <w:rPr>
+            <w:noProof/>
+            <w:webHidden/>
+          </w:rPr>
+          <w:fldChar w:fldCharType="separate"/>
+        </w:r>
+        <w:r>
+          <w:rPr>
+            <w:noProof/>
+            <w:webHidden/>
+          </w:rPr>
+          <w:t>8</w:t>
+        </w:r>
+        <w:r>
+          <w:rPr>
+            <w:noProof/>
+            <w:webHidden/>
+          </w:rPr>
+          <w:fldChar w:fldCharType="end"/>
+        </w:r>
+      </w:hyperlink>
+    </w:p>
+    <w:p>
+      <w:pPr>
+        <w:pStyle w:val="TOC3"/>
+        <w:tabs>
+          <w:tab w:val="right" w:leader="dot" w:pos="8630"/>
+        </w:tabs>
+        <w:rPr>
+          <w:noProof/>
+        </w:rPr>
+      </w:pPr>
+      <w:hyperlink w:anchor="_Toc232500648" w:history="1">
+        <w:r>
+          <w:rPr>
+            <w:rStyle w:val="Hyperlink"/>
+            <w:noProof/>
+          </w:rPr>
+          <w:t>Approximate Nearest Neighbour Search</w:t>
+        </w:r>
+        <w:r>
+          <w:rPr>
+            <w:noProof/>
+            <w:webHidden/>
+          </w:rPr>
+          <w:tab/>
+        </w:r>
+        <w:r>
+          <w:rPr>
+            <w:noProof/>
+            <w:webHidden/>
+          </w:rPr>
+          <w:fldChar w:fldCharType="begin"/>
+        </w:r>
+        <w:r>
+          <w:rPr>
+            <w:noProof/>
+            <w:webHidden/>
+          </w:rPr>
+          <w:instrText xml:space="preserve"> PAGEREF _Toc232500648 \h </w:instrText>
+        </w:r>
+        <w:r>
+          <w:rPr>
+            <w:noProof/>
+            <w:webHidden/>
+          </w:rPr>
+        </w:r>
+        <w:r>
+          <w:rPr>
+            <w:noProof/>
+            <w:webHidden/>
+          </w:rPr>
+          <w:fldChar w:fldCharType="separate"/>
+        </w:r>
+        <w:r>
+          <w:rPr>
+            <w:noProof/>
+            <w:webHidden/>
+          </w:rPr>
+          <w:t>8</w:t>
+        </w:r>
+        <w:r>
+          <w:rPr>
+            <w:noProof/>
+            <w:webHidden/>
+          </w:rPr>
+          <w:fldChar w:fldCharType="end"/>
+        </w:r>
+      </w:hyperlink>
+    </w:p>
+    <w:p>
+      <w:pPr>
+        <w:pStyle w:val="TOC3"/>
+        <w:tabs>
+          <w:tab w:val="right" w:leader="dot" w:pos="8630"/>
+        </w:tabs>
+        <w:rPr>
+          <w:noProof/>
+        </w:rPr>
+      </w:pPr>
+      <w:hyperlink w:anchor="_Toc232500649" w:history="1">
+        <w:r>
+          <w:rPr>
+            <w:rStyle w:val="Hyperlink"/>
+            <w:noProof/>
+          </w:rPr>
+          <w:t>Dense vs Sparse Retrieval</w:t>
+        </w:r>
+        <w:r>
+          <w:rPr>
+            <w:noProof/>
+            <w:webHidden/>
+          </w:rPr>
+          <w:tab/>
+        </w:r>
+        <w:r>
+          <w:rPr>
+            <w:noProof/>
+            <w:webHidden/>
+          </w:rPr>
+          <w:fldChar w:fldCharType="begin"/>
+        </w:r>
+        <w:r>
+          <w:rPr>
+            <w:noProof/>
+            <w:webHidden/>
+          </w:rPr>
+          <w:instrText xml:space="preserve"> PAGEREF _Toc232500649 \h </w:instrText>
+        </w:r>
+        <w:r>
+          <w:rPr>
+            <w:noProof/>
+            <w:webHidden/>
+          </w:rPr>
+        </w:r>
+        <w:r>
+          <w:rPr>
+            <w:noProof/>
+            <w:webHidden/>
+          </w:rPr>
+          <w:fldChar w:fldCharType="separate"/>
+        </w:r>
+        <w:r>
+          <w:rPr>
+            <w:noProof/>
+            <w:webHidden/>
+          </w:rPr>
+          <w:t>9</w:t>
+        </w:r>
+        <w:r>
+          <w:rPr>
+            <w:noProof/>
+            <w:webHidden/>
+          </w:rPr>
+          <w:fldChar w:fldCharType="end"/>
+        </w:r>
+      </w:hyperlink>
+    </w:p>
+    <w:p>
+      <w:pPr>
+        <w:pStyle w:val="TOC2"/>
+        <w:tabs>
+          <w:tab w:val="right" w:leader="dot" w:pos="8630"/>
+        </w:tabs>
+        <w:rPr>
+          <w:noProof/>
+        </w:rPr>
+      </w:pPr>
+      <w:hyperlink w:anchor="_Toc232500650" w:history="1">
+        <w:r>
+          <w:rPr>
+            <w:rStyle w:val="Hyperlink"/>
+            <w:noProof/>
+          </w:rPr>
+          <w:t>2.3 Large Language Models in This Project</w:t>
+        </w:r>
+        <w:r>
+          <w:rPr>
+            <w:noProof/>
+            <w:webHidden/>
+          </w:rPr>
+          <w:tab/>
+        </w:r>
+        <w:r>
+          <w:rPr>
+            <w:noProof/>
+            <w:webHidden/>
+          </w:rPr>
+          <w:fldChar w:fldCharType="begin"/>
+        </w:r>
+        <w:r>
+          <w:rPr>
+            <w:noProof/>
+            <w:webHidden/>
+          </w:rPr>
+          <w:instrText xml:space="preserve"> PAGEREF _Toc232500650 \h </w:instrText>
+        </w:r>
+        <w:r>
+          <w:rPr>
+            <w:noProof/>
+            <w:webHidden/>
+          </w:rPr>
+        </w:r>
+        <w:r>
+          <w:rPr>
+            <w:noProof/>
+            <w:webHidden/>
+          </w:rPr>
+          <w:fldChar w:fldCharType="separate"/>
+        </w:r>
+        <w:r>
+          <w:rPr>
+            <w:noProof/>
+            <w:webHidden/>
+          </w:rPr>
+          <w:t>9</w:t>
+        </w:r>
+        <w:r>
+          <w:rPr>
+            <w:noProof/>
+            <w:webHidden/>
+          </w:rPr>
+          <w:fldChar w:fldCharType="end"/>
+        </w:r>
+      </w:hyperlink>
+    </w:p>
+    <w:p>
+      <w:pPr>
+        <w:pStyle w:val="TOC2"/>
+        <w:tabs>
+          <w:tab w:val="right" w:leader="dot" w:pos="8630"/>
+        </w:tabs>
+        <w:rPr>
+          <w:noProof/>
+        </w:rPr>
+      </w:pPr>
+      <w:hyperlink w:anchor="_Toc232500651" w:history="1">
+        <w:r>
+          <w:rPr>
+            <w:rStyle w:val="Hyperlink"/>
+            <w:noProof/>
+          </w:rPr>
+          <w:t>2.4 What Else Exists</w:t>
+        </w:r>
+        <w:r>
+          <w:rPr>
+            <w:noProof/>
+            <w:webHidden/>
+          </w:rPr>
+          <w:tab/>
+        </w:r>
+        <w:r>
+          <w:rPr>
+            <w:noProof/>
+            <w:webHidden/>
+          </w:rPr>
+          <w:fldChar w:fldCharType="begin"/>
+        </w:r>
+        <w:r>
+          <w:rPr>
+            <w:noProof/>
+            <w:webHidden/>
+          </w:rPr>
+          <w:instrText xml:space="preserve"> PAGEREF _Toc232500651 \h </w:instrText>
+        </w:r>
+        <w:r>
+          <w:rPr>
+            <w:noProof/>
+            <w:webHidden/>
+          </w:rPr>
+        </w:r>
+        <w:r>
+          <w:rPr>
+            <w:noProof/>
+            <w:webHidden/>
+          </w:rPr>
+          <w:fldChar w:fldCharType="separate"/>
+        </w:r>
+        <w:r>
+          <w:rPr>
+            <w:noProof/>
+            <w:webHidden/>
+          </w:rPr>
+          <w:t>9</w:t>
+        </w:r>
+        <w:r>
+          <w:rPr>
+            <w:noProof/>
+            <w:webHidden/>
+          </w:rPr>
+          <w:fldChar w:fldCharType="end"/>
+        </w:r>
+      </w:hyperlink>
+    </w:p>
+    <w:p>
+      <w:pPr>
+        <w:pStyle w:val="TOC1"/>
+        <w:tabs>
+          <w:tab w:val="right" w:leader="dot" w:pos="8630"/>
+        </w:tabs>
+        <w:rPr>
+          <w:noProof/>
+        </w:rPr>
+      </w:pPr>
+      <w:hyperlink w:anchor="_Toc232500652" w:history="1">
+        <w:r>
+          <w:rPr>
+            <w:rStyle w:val="Hyperlink"/>
+            <w:noProof/>
+          </w:rPr>
+          <w:t>3. System Architecture</w:t>
+        </w:r>
+        <w:r>
+          <w:rPr>
+            <w:noProof/>
+            <w:webHidden/>
+          </w:rPr>
+          <w:tab/>
+        </w:r>
+        <w:r>
+          <w:rPr>
+            <w:noProof/>
+            <w:webHidden/>
+          </w:rPr>
+          <w:fldChar w:fldCharType="begin"/>
+        </w:r>
+        <w:r>
+          <w:rPr>
+            <w:noProof/>
+            <w:webHidden/>
+          </w:rPr>
+          <w:instrText xml:space="preserve"> PAGEREF _Toc232500652 \h </w:instrText>
+        </w:r>
+        <w:r>
+          <w:rPr>
+            <w:noProof/>
+            <w:webHidden/>
+          </w:rPr>
+        </w:r>
+        <w:r>
+          <w:rPr>
+            <w:noProof/>
+            <w:webHidden/>
+          </w:rPr>
+          <w:fldChar w:fldCharType="separate"/>
+        </w:r>
+        <w:r>
+          <w:rPr>
+            <w:noProof/>
+            <w:webHidden/>
+          </w:rPr>
+          <w:t>11</w:t>
+        </w:r>
+        <w:r>
+          <w:rPr>
+            <w:noProof/>
+            <w:webHidden/>
+          </w:rPr>
+          <w:fldChar w:fldCharType="end"/>
+        </w:r>
+      </w:hyperlink>
+    </w:p>
+    <w:p>
+      <w:pPr>
+        <w:pStyle w:val="TOC2"/>
+        <w:tabs>
+          <w:tab w:val="right" w:leader="dot" w:pos="8630"/>
+        </w:tabs>
+        <w:rPr>
+          <w:noProof/>
+        </w:rPr>
+      </w:pPr>
+      <w:hyperlink w:anchor="_Toc232500653" w:history="1">
+        <w:r>
+          <w:rPr>
+            <w:rStyle w:val="Hyperlink"/>
+            <w:noProof/>
+          </w:rPr>
+          <w:t>3.1 Overview</w:t>
+        </w:r>
+        <w:r>
+          <w:rPr>
+            <w:noProof/>
+            <w:webHidden/>
+          </w:rPr>
+          <w:tab/>
+        </w:r>
+        <w:r>
+          <w:rPr>
+            <w:noProof/>
+            <w:webHidden/>
+          </w:rPr>
+          <w:fldChar w:fldCharType="begin"/>
+        </w:r>
+        <w:r>
+          <w:rPr>
+            <w:noProof/>
+            <w:webHidden/>
+          </w:rPr>
+          <w:instrText xml:space="preserve"> PAGEREF _Toc232500653 \h </w:instrText>
+        </w:r>
+        <w:r>
+          <w:rPr>
+            <w:noProof/>
+            <w:webHidden/>
+          </w:rPr>
+        </w:r>
+        <w:r>
+          <w:rPr>
+            <w:noProof/>
+            <w:webHidden/>
+          </w:rPr>
+          <w:fldChar w:fldCharType="separate"/>
+        </w:r>
+        <w:r>
+          <w:rPr>
+            <w:noProof/>
+            <w:webHidden/>
+          </w:rPr>
+          <w:t>11</w:t>
+        </w:r>
+        <w:r>
+          <w:rPr>
+            <w:noProof/>
+            <w:webHidden/>
+          </w:rPr>
+          <w:fldChar w:fldCharType="end"/>
+        </w:r>
+      </w:hyperlink>
+    </w:p>
+    <w:p>
+      <w:pPr>
+        <w:pStyle w:val="TOC2"/>
+        <w:tabs>
+          <w:tab w:val="right" w:leader="dot" w:pos="8630"/>
+        </w:tabs>
+        <w:rPr>
+          <w:noProof/>
+        </w:rPr>
+      </w:pPr>
+      <w:hyperlink w:anchor="_Toc232500654" w:history="1">
+        <w:r>
+          <w:rPr>
+            <w:rStyle w:val="Hyperlink"/>
+            <w:noProof/>
+          </w:rPr>
+          <w:t>3.2 Component Responsibilities</w:t>
+        </w:r>
+        <w:r>
+          <w:rPr>
+            <w:noProof/>
+            <w:webHidden/>
+          </w:rPr>
+          <w:tab/>
+        </w:r>
+        <w:r>
+          <w:rPr>
+            <w:noProof/>
+            <w:webHidden/>
+          </w:rPr>
+          <w:fldChar w:fldCharType="begin"/>
+        </w:r>
+        <w:r>
+          <w:rPr>
+            <w:noProof/>
+            <w:webHidden/>
+          </w:rPr>
+          <w:instrText xml:space="preserve"> PAGEREF _Toc232500654 \h </w:instrText>
+        </w:r>
+        <w:r>
+          <w:rPr>
+            <w:noProof/>
+            <w:webHidden/>
+          </w:rPr>
+        </w:r>
+        <w:r>
+          <w:rPr>
+            <w:noProof/>
+            <w:webHidden/>
+          </w:rPr>
+          <w:fldChar w:fldCharType="separate"/>
+        </w:r>
+        <w:r>
+          <w:rPr>
+            <w:noProof/>
+            <w:webHidden/>
+          </w:rPr>
+          <w:t>12</w:t>
+        </w:r>
+        <w:r>
+          <w:rPr>
+            <w:noProof/>
+            <w:webHidden/>
+          </w:rPr>
+          <w:fldChar w:fldCharType="end"/>
+        </w:r>
+      </w:hyperlink>
+    </w:p>
+    <w:p>
+      <w:pPr>
+        <w:pStyle w:val="TOC2"/>
+        <w:tabs>
+          <w:tab w:val="right" w:leader="dot" w:pos="8630"/>
+        </w:tabs>
+        <w:rPr>
+          <w:noProof/>
+        </w:rPr>
+      </w:pPr>
+      <w:hyperlink w:anchor="_Toc232500655" w:history="1">
+        <w:r>
+          <w:rPr>
+            <w:rStyle w:val="Hyperlink"/>
+            <w:noProof/>
+          </w:rPr>
+          <w:t>3.3 Data Flow</w:t>
+        </w:r>
+        <w:r>
+          <w:rPr>
+            <w:noProof/>
+            <w:webHidden/>
+          </w:rPr>
+          <w:tab/>
+        </w:r>
+        <w:r>
+          <w:rPr>
+            <w:noProof/>
+            <w:webHidden/>
+          </w:rPr>
+          <w:fldChar w:fldCharType="begin"/>
+        </w:r>
+        <w:r>
+          <w:rPr>
+            <w:noProof/>
+            <w:webHidden/>
+          </w:rPr>
+          <w:instrText xml:space="preserve"> PAGEREF _Toc232500655 \h </w:instrText>
+        </w:r>
+        <w:r>
+          <w:rPr>
+            <w:noProof/>
+            <w:webHidden/>
+          </w:rPr>
+        </w:r>
+        <w:r>
+          <w:rPr>
+            <w:noProof/>
+            <w:webHidden/>
+          </w:rPr>
+          <w:fldChar w:fldCharType="separate"/>
+        </w:r>
+        <w:r>
+          <w:rPr>
+            <w:noProof/>
+            <w:webHidden/>
+          </w:rPr>
+          <w:t>13</w:t>
+        </w:r>
+        <w:r>
+          <w:rPr>
+            <w:noProof/>
+            <w:webHidden/>
+          </w:rPr>
+          <w:fldChar w:fldCharType="end"/>
+        </w:r>
+      </w:hyperlink>
+    </w:p>
+    <w:p>
+      <w:pPr>
+        <w:pStyle w:val="TOC1"/>
+        <w:tabs>
+          <w:tab w:val="right" w:leader="dot" w:pos="8630"/>
+        </w:tabs>
+        <w:rPr>
+          <w:noProof/>
+        </w:rPr>
+      </w:pPr>
+      <w:hyperlink w:anchor="_Toc232500656" w:history="1">
+        <w:r>
+          <w:rPr>
+            <w:rStyle w:val="Hyperlink"/>
+            <w:noProof/>
+          </w:rPr>
+          <w:t>4. Technologies Used — How They Work and Why I Chose Them</w:t>
+        </w:r>
+        <w:r>
+          <w:rPr>
+            <w:noProof/>
+            <w:webHidden/>
+          </w:rPr>
+          <w:tab/>
+        </w:r>
+        <w:r>
+          <w:rPr>
+            <w:noProof/>
+            <w:webHidden/>
+          </w:rPr>
+          <w:fldChar w:fldCharType="begin"/>
+        </w:r>
+        <w:r>
+          <w:rPr>
+            <w:noProof/>
+            <w:webHidden/>
+          </w:rPr>
+          <w:instrText xml:space="preserve"> PAGEREF _Toc232500656 \h </w:instrText>
+        </w:r>
+        <w:r>
+          <w:rPr>
+            <w:noProof/>
+            <w:webHidden/>
+          </w:rPr>
+        </w:r>
+        <w:r>
+          <w:rPr>
+            <w:noProof/>
+            <w:webHidden/>
+          </w:rPr>
+          <w:fldChar w:fldCharType="separate"/>
+        </w:r>
+        <w:r>
+          <w:rPr>
+            <w:noProof/>
+            <w:webHidden/>
+          </w:rPr>
+          <w:t>15</w:t>
+        </w:r>
+        <w:r>
+          <w:rPr>
+            <w:noProof/>
+            <w:webHidden/>
+          </w:rPr>
+          <w:fldChar w:fldCharType="end"/>
+        </w:r>
+      </w:hyperlink>
+    </w:p>
+    <w:p>
+      <w:pPr>
+        <w:pStyle w:val="TOC2"/>
+        <w:tabs>
+          <w:tab w:val="right" w:leader="dot" w:pos="8630"/>
+        </w:tabs>
+        <w:rPr>
+          <w:noProof/>
+        </w:rPr>
+      </w:pPr>
+      <w:hyperlink w:anchor="_Toc232500657" w:history="1">
+        <w:r>
+          <w:rPr>
+            <w:rStyle w:val="Hyperlink"/>
+            <w:noProof/>
+          </w:rPr>
+          <w:t>4.1 Voyage AI and voyage-code-2</w:t>
+        </w:r>
+        <w:r>
+          <w:rPr>
+            <w:noProof/>
+            <w:webHidden/>
+          </w:rPr>
+          <w:tab/>
+        </w:r>
+        <w:r>
+          <w:rPr>
+            <w:noProof/>
+            <w:webHidden/>
+          </w:rPr>
+          <w:fldChar w:fldCharType="begin"/>
+        </w:r>
+        <w:r>
+          <w:rPr>
+            <w:noProof/>
+            <w:webHidden/>
+          </w:rPr>
+          <w:instrText xml:space="preserve"> PAGEREF _Toc232500657 \h </w:instrText>
+        </w:r>
+        <w:r>
+          <w:rPr>
+            <w:noProof/>
+            <w:webHidden/>
+          </w:rPr>
+        </w:r>
+        <w:r>
+          <w:rPr>
+            <w:noProof/>
+            <w:webHidden/>
+          </w:rPr>
+          <w:fldChar w:fldCharType="separate"/>
+        </w:r>
+        <w:r>
+          <w:rPr>
+            <w:noProof/>
+            <w:webHidden/>
+          </w:rPr>
+          <w:t>15</w:t>
+        </w:r>
+        <w:r>
+          <w:rPr>
+            <w:noProof/>
+            <w:webHidden/>
+          </w:rPr>
+          <w:fldChar w:fldCharType="end"/>
+        </w:r>
+      </w:hyperlink>
+    </w:p>
+    <w:p>
+      <w:pPr>
+        <w:pStyle w:val="TOC2"/>
+        <w:tabs>
+          <w:tab w:val="right" w:leader="dot" w:pos="8630"/>
+        </w:tabs>
+        <w:rPr>
+          <w:noProof/>
+        </w:rPr>
+      </w:pPr>
+      <w:hyperlink w:anchor="_Toc232500658" w:history="1">
+        <w:r>
+          <w:rPr>
+            <w:rStyle w:val="Hyperlink"/>
+            <w:noProof/>
+          </w:rPr>
+          <w:t>4.2 OpenAI GPT-4o-mini</w:t>
+        </w:r>
+        <w:r>
+          <w:rPr>
+            <w:noProof/>
+            <w:webHidden/>
+          </w:rPr>
+          <w:tab/>
+        </w:r>
+        <w:r>
+          <w:rPr>
+            <w:noProof/>
+            <w:webHidden/>
+          </w:rPr>
+          <w:fldChar w:fldCharType="begin"/>
+        </w:r>
+        <w:r>
+          <w:rPr>
+            <w:noProof/>
+            <w:webHidden/>
+          </w:rPr>
+          <w:instrText xml:space="preserve"> PAGEREF _Toc232500658 \h </w:instrText>
+        </w:r>
+        <w:r>
+          <w:rPr>
+            <w:noProof/>
+            <w:webHidden/>
+          </w:rPr>
+        </w:r>
+        <w:r>
+          <w:rPr>
+            <w:noProof/>
+            <w:webHidden/>
+          </w:rPr>
+          <w:fldChar w:fldCharType="separate"/>
+        </w:r>
+        <w:r>
+          <w:rPr>
+            <w:noProof/>
+            <w:webHidden/>
+          </w:rPr>
+          <w:t>16</w:t>
+        </w:r>
+        <w:r>
+          <w:rPr>
+            <w:noProof/>
+            <w:webHidden/>
+          </w:rPr>
+          <w:fldChar w:fldCharType="end"/>
+        </w:r>
+      </w:hyperlink>
+    </w:p>
+    <w:p>
+      <w:pPr>
+        <w:pStyle w:val="TOC2"/>
+        <w:tabs>
+          <w:tab w:val="right" w:leader="dot" w:pos="8630"/>
+        </w:tabs>
+        <w:rPr>
+          <w:noProof/>
+        </w:rPr>
+      </w:pPr>
+      <w:hyperlink w:anchor="_Toc232500659" w:history="1">
+        <w:r>
+          <w:rPr>
+            <w:rStyle w:val="Hyperlink"/>
+            <w:noProof/>
+          </w:rPr>
+          <w:t>4.3 Pinecone</w:t>
+        </w:r>
+        <w:r>
+          <w:rPr>
+            <w:noProof/>
+            <w:webHidden/>
+          </w:rPr>
+          <w:tab/>
+        </w:r>
+        <w:r>
+          <w:rPr>
+            <w:noProof/>
+            <w:webHidden/>
+          </w:rPr>
+          <w:fldChar w:fldCharType="begin"/>
+        </w:r>
+        <w:r>
+          <w:rPr>
+            <w:noProof/>
+            <w:webHidden/>
+          </w:rPr>
+          <w:instrText xml:space="preserve"> PAGEREF _Toc232500659 \h </w:instrText>
+        </w:r>
+        <w:r>
+          <w:rPr>
+            <w:noProof/>
+            <w:webHidden/>
+          </w:rPr>
+        </w:r>
+        <w:r>
+          <w:rPr>
+            <w:noProof/>
+            <w:webHidden/>
+          </w:rPr>
+          <w:fldChar w:fldCharType="separate"/>
+        </w:r>
+        <w:r>
+          <w:rPr>
+            <w:noProof/>
+            <w:webHidden/>
+          </w:rPr>
+          <w:t>17</w:t>
+        </w:r>
+        <w:r>
+          <w:rPr>
+            <w:noProof/>
+            <w:webHidden/>
+          </w:rPr>
+          <w:fldChar w:fldCharType="end"/>
+        </w:r>
+      </w:hyperlink>
+    </w:p>
+    <w:p>
+      <w:pPr>
+        <w:pStyle w:val="TOC2"/>
+        <w:tabs>
+          <w:tab w:val="right" w:leader="dot" w:pos="8630"/>
+        </w:tabs>
+        <w:rPr>
+          <w:noProof/>
+        </w:rPr>
+      </w:pPr>
+      <w:hyperlink w:anchor="_Toc232500660" w:history="1">
+        <w:r>
+          <w:rPr>
+            <w:rStyle w:val="Hyperlink"/>
+            <w:noProof/>
+          </w:rPr>
+          <w:t>4.4 VS Code Extension API</w:t>
+        </w:r>
+        <w:r>
+          <w:rPr>
+            <w:noProof/>
+            <w:webHidden/>
+          </w:rPr>
+          <w:tab/>
+        </w:r>
+        <w:r>
+          <w:rPr>
+            <w:noProof/>
+            <w:webHidden/>
+          </w:rPr>
+          <w:fldChar w:fldCharType="begin"/>
+        </w:r>
+        <w:r>
+          <w:rPr>
+            <w:noProof/>
+            <w:webHidden/>
+          </w:rPr>
+          <w:instrText xml:space="preserve"> PAGEREF _Toc232500660 \h </w:instrText>
+        </w:r>
+        <w:r>
+          <w:rPr>
+            <w:noProof/>
+            <w:webHidden/>
+          </w:rPr>
+        </w:r>
+        <w:r>
+          <w:rPr>
+            <w:noProof/>
+            <w:webHidden/>
+          </w:rPr>
+          <w:fldChar w:fldCharType="separate"/>
+        </w:r>
+        <w:r>
+          <w:rPr>
+            <w:noProof/>
+            <w:webHidden/>
+          </w:rPr>
+          <w:t>18</w:t>
+        </w:r>
+        <w:r>
+          <w:rPr>
+            <w:noProof/>
+            <w:webHidden/>
+          </w:rPr>
+          <w:fldChar w:fldCharType="end"/>
+        </w:r>
+      </w:hyperlink>
+    </w:p>
+    <w:p>
+      <w:pPr>
+        <w:pStyle w:val="TOC1"/>
+        <w:tabs>
+          <w:tab w:val="right" w:leader="dot" w:pos="8630"/>
+        </w:tabs>
+        <w:rPr>
+          <w:noProof/>
+        </w:rPr>
+      </w:pPr>
+      <w:hyperlink w:anchor="_Toc232500661" w:history="1">
+        <w:r>
+          <w:rPr>
+            <w:rStyle w:val="Hyperlink"/>
+            <w:noProof/>
+          </w:rPr>
+          <w:t>5. Implementation: The Indexing Pipeline</w:t>
+        </w:r>
+        <w:r>
+          <w:rPr>
+            <w:noProof/>
+            <w:webHidden/>
+          </w:rPr>
+          <w:tab/>
+        </w:r>
+        <w:r>
+          <w:rPr>
+            <w:noProof/>
+            <w:webHidden/>
+          </w:rPr>
+          <w:fldChar w:fldCharType="begin"/>
+        </w:r>
+        <w:r>
+          <w:rPr>
+            <w:noProof/>
+            <w:webHidden/>
+          </w:rPr>
+          <w:instrText xml:space="preserve"> PAGEREF _Toc232500661 \h </w:instrText>
+        </w:r>
+        <w:r>
+          <w:rPr>
+            <w:noProof/>
+            <w:webHidden/>
+          </w:rPr>
+        </w:r>
+        <w:r>
+          <w:rPr>
+            <w:noProof/>
+            <w:webHidden/>
+          </w:rPr>
+          <w:fldChar w:fldCharType="separate"/>
+        </w:r>
+        <w:r>
+          <w:rPr>
+            <w:noProof/>
+            <w:webHidden/>
+          </w:rPr>
+          <w:t>19</w:t>
+        </w:r>
+        <w:r>
+          <w:rPr>
+            <w:noProof/>
+            <w:webHidden/>
+          </w:rPr>
+          <w:fldChar w:fldCharType="end"/>
+        </w:r>
+      </w:hyperlink>
+    </w:p>
+    <w:p>
+      <w:pPr>
+        <w:pStyle w:val="TOC2"/>
+        <w:tabs>
+          <w:tab w:val="right" w:leader="dot" w:pos="8630"/>
+        </w:tabs>
+        <w:rPr>
+          <w:noProof/>
+        </w:rPr>
+      </w:pPr>
+      <w:hyperlink w:anchor="_Toc232500662" w:history="1">
+        <w:r>
+          <w:rPr>
+            <w:rStyle w:val="Hyperlink"/>
+            <w:noProof/>
+          </w:rPr>
+          <w:t>5.1 Code Chunking</w:t>
+        </w:r>
+        <w:r>
+          <w:rPr>
+            <w:noProof/>
+            <w:webHidden/>
+          </w:rPr>
+          <w:tab/>
+        </w:r>
+        <w:r>
+          <w:rPr>
+            <w:noProof/>
+            <w:webHidden/>
+          </w:rPr>
+          <w:fldChar w:fldCharType="begin"/>
+        </w:r>
+        <w:r>
+          <w:rPr>
+            <w:noProof/>
+            <w:webHidden/>
+          </w:rPr>
+          <w:instrText xml:space="preserve"> PAGEREF _Toc232500662 \h </w:instrText>
+        </w:r>
+        <w:r>
+          <w:rPr>
+            <w:noProof/>
+            <w:webHidden/>
+          </w:rPr>
+        </w:r>
+        <w:r>
+          <w:rPr>
+            <w:noProof/>
+            <w:webHidden/>
+          </w:rPr>
+          <w:fldChar w:fldCharType="separate"/>
+        </w:r>
+        <w:r>
+          <w:rPr>
+            <w:noProof/>
+            <w:webHidden/>
+          </w:rPr>
+          <w:t>19</w:t>
+        </w:r>
+        <w:r>
+          <w:rPr>
+            <w:noProof/>
+            <w:webHidden/>
+          </w:rPr>
+          <w:fldChar w:fldCharType="end"/>
+        </w:r>
+      </w:hyperlink>
+    </w:p>
+    <w:p>
+      <w:pPr>
+        <w:pStyle w:val="TOC2"/>
+        <w:tabs>
+          <w:tab w:val="right" w:leader="dot" w:pos="8630"/>
+        </w:tabs>
+        <w:rPr>
+          <w:noProof/>
+        </w:rPr>
+      </w:pPr>
+      <w:hyperlink w:anchor="_Toc232500663" w:history="1">
+        <w:r>
+          <w:rPr>
+            <w:rStyle w:val="Hyperlink"/>
+            <w:noProof/>
+          </w:rPr>
+          <w:t>5.2 User Identity and Namespace Isolation</w:t>
+        </w:r>
+        <w:r>
+          <w:rPr>
+            <w:noProof/>
+            <w:webHidden/>
+          </w:rPr>
+          <w:tab/>
+        </w:r>
+        <w:r>
+          <w:rPr>
+            <w:noProof/>
+            <w:webHidden/>
+          </w:rPr>
+          <w:fldChar w:fldCharType="begin"/>
+        </w:r>
+        <w:r>
+          <w:rPr>
+            <w:noProof/>
+            <w:webHidden/>
+          </w:rPr>
+          <w:instrText xml:space="preserve"> PAGEREF _Toc232500663 \h </w:instrText>
+        </w:r>
+        <w:r>
+          <w:rPr>
+            <w:noProof/>
+            <w:webHidden/>
+          </w:rPr>
+        </w:r>
+        <w:r>
+          <w:rPr>
+            <w:noProof/>
+            <w:webHidden/>
+          </w:rPr>
+          <w:fldChar w:fldCharType="separate"/>
+        </w:r>
+        <w:r>
+          <w:rPr>
+            <w:noProof/>
+            <w:webHidden/>
+          </w:rPr>
+          <w:t>20</w:t>
+        </w:r>
+        <w:r>
+          <w:rPr>
+            <w:noProof/>
+            <w:webHidden/>
+          </w:rPr>
+          <w:fldChar w:fldCharType="end"/>
+        </w:r>
+      </w:hyperlink>
+    </w:p>
+    <w:p>
+      <w:pPr>
+        <w:pStyle w:val="TOC2"/>
+        <w:tabs>
+          <w:tab w:val="right" w:leader="dot" w:pos="8630"/>
+        </w:tabs>
+        <w:rPr>
+          <w:noProof/>
+        </w:rPr>
+      </w:pPr>
+      <w:hyperlink w:anchor="_Toc232500664" w:history="1">
+        <w:r>
+          <w:rPr>
+            <w:rStyle w:val="Hyperlink"/>
+            <w:noProof/>
+          </w:rPr>
+          <w:t>5.3 Two-Level Hashing for Change Detection</w:t>
+        </w:r>
+        <w:r>
+          <w:rPr>
+            <w:noProof/>
+            <w:webHidden/>
+          </w:rPr>
+          <w:tab/>
+        </w:r>
+        <w:r>
+          <w:rPr>
+            <w:noProof/>
+            <w:webHidden/>
+          </w:rPr>
+          <w:fldChar w:fldCharType="begin"/>
+        </w:r>
+        <w:r>
+          <w:rPr>
+            <w:noProof/>
+            <w:webHidden/>
+          </w:rPr>
+          <w:instrText xml:space="preserve"> PAGEREF _Toc232500664 \h </w:instrText>
+        </w:r>
+        <w:r>
+          <w:rPr>
+            <w:noProof/>
+            <w:webHidden/>
+          </w:rPr>
+        </w:r>
+        <w:r>
+          <w:rPr>
+            <w:noProof/>
+            <w:webHidden/>
+          </w:rPr>
+          <w:fldChar w:fldCharType="separate"/>
+        </w:r>
+        <w:r>
+          <w:rPr>
+            <w:noProof/>
+            <w:webHidden/>
+          </w:rPr>
+          <w:t>20</w:t>
+        </w:r>
+        <w:r>
+          <w:rPr>
+            <w:noProof/>
+            <w:webHidden/>
+          </w:rPr>
+          <w:fldChar w:fldCharType="end"/>
+        </w:r>
+      </w:hyperlink>
+    </w:p>
+    <w:p>
+      <w:pPr>
+        <w:pStyle w:val="TOC2"/>
+        <w:tabs>
+          <w:tab w:val="right" w:leader="dot" w:pos="8630"/>
+        </w:tabs>
+        <w:rPr>
+          <w:noProof/>
+        </w:rPr>
+      </w:pPr>
+      <w:hyperlink w:anchor="_Toc232500665" w:history="1">
+        <w:r>
+          <w:rPr>
+            <w:rStyle w:val="Hyperlink"/>
+            <w:noProof/>
+          </w:rPr>
+          <w:t>5.4 LLM Summarization</w:t>
+        </w:r>
+        <w:r>
+          <w:rPr>
+            <w:noProof/>
+            <w:webHidden/>
+          </w:rPr>
+          <w:tab/>
+        </w:r>
+        <w:r>
+          <w:rPr>
+            <w:noProof/>
+            <w:webHidden/>
+          </w:rPr>
+          <w:fldChar w:fldCharType="begin"/>
+        </w:r>
+        <w:r>
+          <w:rPr>
+            <w:noProof/>
+            <w:webHidden/>
+          </w:rPr>
+          <w:instrText xml:space="preserve"> PAGEREF _Toc232500665 \h </w:instrText>
+        </w:r>
+        <w:r>
+          <w:rPr>
+            <w:noProof/>
+            <w:webHidden/>
+          </w:rPr>
+        </w:r>
+        <w:r>
+          <w:rPr>
+            <w:noProof/>
+            <w:webHidden/>
+          </w:rPr>
+          <w:fldChar w:fldCharType="separate"/>
+        </w:r>
+        <w:r>
+          <w:rPr>
+            <w:noProof/>
+            <w:webHidden/>
+          </w:rPr>
+          <w:t>21</w:t>
+        </w:r>
+        <w:r>
+          <w:rPr>
+            <w:noProof/>
+            <w:webHidden/>
+          </w:rPr>
+          <w:fldChar w:fldCharType="end"/>
+        </w:r>
+      </w:hyperlink>
+    </w:p>
+    <w:p>
+      <w:pPr>
+        <w:pStyle w:val="TOC2"/>
+        <w:tabs>
+          <w:tab w:val="right" w:leader="dot" w:pos="8630"/>
+        </w:tabs>
+        <w:rPr>
+          <w:noProof/>
+        </w:rPr>
+      </w:pPr>
+      <w:hyperlink w:anchor="_Toc232500666" w:history="1">
+        <w:r>
+          <w:rPr>
+            <w:rStyle w:val="Hyperlink"/>
+            <w:noProof/>
+          </w:rPr>
+          <w:t>5.5 Two-Phase Batched Indexing</w:t>
+        </w:r>
+        <w:r>
+          <w:rPr>
+            <w:noProof/>
+            <w:webHidden/>
+          </w:rPr>
+          <w:tab/>
+        </w:r>
+        <w:r>
+          <w:rPr>
+            <w:noProof/>
+            <w:webHidden/>
+          </w:rPr>
+          <w:fldChar w:fldCharType="begin"/>
+        </w:r>
+        <w:r>
+          <w:rPr>
+            <w:noProof/>
+            <w:webHidden/>
+          </w:rPr>
+          <w:instrText xml:space="preserve"> PAGEREF _Toc232500666 \h </w:instrText>
+        </w:r>
+        <w:r>
+          <w:rPr>
+            <w:noProof/>
+            <w:webHidden/>
+          </w:rPr>
+        </w:r>
+        <w:r>
+          <w:rPr>
+            <w:noProof/>
+            <w:webHidden/>
+          </w:rPr>
+          <w:fldChar w:fldCharType="separate"/>
+        </w:r>
+        <w:r>
+          <w:rPr>
+            <w:noProof/>
+            <w:webHidden/>
+          </w:rPr>
+          <w:t>22</w:t>
+        </w:r>
+        <w:r>
+          <w:rPr>
+            <w:noProof/>
+            <w:webHidden/>
+          </w:rPr>
+          <w:fldChar w:fldCharType="end"/>
+        </w:r>
+      </w:hyperlink>
+    </w:p>
+    <w:p>
+      <w:pPr>
+        <w:pStyle w:val="TOC2"/>
+        <w:tabs>
+          <w:tab w:val="right" w:leader="dot" w:pos="8630"/>
+        </w:tabs>
+        <w:rPr>
+          <w:noProof/>
+        </w:rPr>
+      </w:pPr>
+      <w:hyperlink w:anchor="_Toc232500667" w:history="1">
+        <w:r>
+          <w:rPr>
+            <w:rStyle w:val="Hyperlink"/>
+            <w:noProof/>
+          </w:rPr>
+          <w:t>5.6 Incremental Save and Crash Recovery</w:t>
+        </w:r>
+        <w:r>
+          <w:rPr>
+            <w:noProof/>
+            <w:webHidden/>
+          </w:rPr>
+          <w:tab/>
+        </w:r>
+        <w:r>
+          <w:rPr>
+            <w:noProof/>
+            <w:webHidden/>
+          </w:rPr>
+          <w:fldChar w:fldCharType="begin"/>
+        </w:r>
+        <w:r>
+          <w:rPr>
+            <w:noProof/>
+            <w:webHidden/>
+          </w:rPr>
+          <w:instrText xml:space="preserve"> PAGEREF _Toc232500667 \h </w:instrText>
+        </w:r>
+        <w:r>
+          <w:rPr>
+            <w:noProof/>
+            <w:webHidden/>
+          </w:rPr>
+        </w:r>
+        <w:r>
+          <w:rPr>
+            <w:noProof/>
+            <w:webHidden/>
+          </w:rPr>
+          <w:fldChar w:fldCharType="separate"/>
+        </w:r>
+        <w:r>
+          <w:rPr>
+            <w:noProof/>
+            <w:webHidden/>
+          </w:rPr>
+          <w:t>24</w:t>
+        </w:r>
+        <w:r>
+          <w:rPr>
+            <w:noProof/>
+            <w:webHidden/>
+          </w:rPr>
+          <w:fldChar w:fldCharType="end"/>
+        </w:r>
+      </w:hyperlink>
+    </w:p>
+    <w:p>
+      <w:pPr>
+        <w:pStyle w:val="TOC1"/>
+        <w:tabs>
+          <w:tab w:val="right" w:leader="dot" w:pos="8630"/>
+        </w:tabs>
+        <w:rPr>
+          <w:noProof/>
+        </w:rPr>
+      </w:pPr>
+      <w:hyperlink w:anchor="_Toc232500668" w:history="1">
+        <w:r>
+          <w:rPr>
+            <w:rStyle w:val="Hyperlink"/>
+            <w:noProof/>
+          </w:rPr>
+          <w:t>6. Implementation: The Search Pipeline</w:t>
+        </w:r>
+        <w:r>
+          <w:rPr>
+            <w:noProof/>
+            <w:webHidden/>
+          </w:rPr>
+          <w:tab/>
+        </w:r>
+        <w:r>
+          <w:rPr>
+            <w:noProof/>
+            <w:webHidden/>
+          </w:rPr>
+          <w:fldChar w:fldCharType="begin"/>
+        </w:r>
+        <w:r>
+          <w:rPr>
+            <w:noProof/>
+            <w:webHidden/>
+          </w:rPr>
+          <w:instrText xml:space="preserve"> PAGEREF _Toc232500668 \h </w:instrText>
+        </w:r>
+        <w:r>
+          <w:rPr>
+            <w:noProof/>
+            <w:webHidden/>
+          </w:rPr>
+        </w:r>
+        <w:r>
+          <w:rPr>
+            <w:noProof/>
+            <w:webHidden/>
+          </w:rPr>
+          <w:fldChar w:fldCharType="separate"/>
+        </w:r>
+        <w:r>
+          <w:rPr>
+            <w:noProof/>
+            <w:webHidden/>
+          </w:rPr>
+          <w:t>25</w:t>
+        </w:r>
+        <w:r>
+          <w:rPr>
+            <w:noProof/>
+            <w:webHidden/>
+          </w:rPr>
+          <w:fldChar w:fldCharType="end"/>
+        </w:r>
+      </w:hyperlink>
+    </w:p>
+    <w:p>
+      <w:pPr>
+        <w:pStyle w:val="TOC2"/>
+        <w:tabs>
+          <w:tab w:val="right" w:leader="dot" w:pos="8630"/>
+        </w:tabs>
+        <w:rPr>
+          <w:noProof/>
+        </w:rPr>
+      </w:pPr>
+      <w:hyperlink w:anchor="_Toc232500669" w:history="1">
+        <w:r>
+          <w:rPr>
+            <w:rStyle w:val="Hyperlink"/>
+            <w:noProof/>
+          </w:rPr>
+          <w:t>6.1 Normal Search</w:t>
+        </w:r>
+        <w:r>
+          <w:rPr>
+            <w:noProof/>
+            <w:webHidden/>
+          </w:rPr>
+          <w:tab/>
+        </w:r>
+        <w:r>
+          <w:rPr>
+            <w:noProof/>
+            <w:webHidden/>
+          </w:rPr>
+          <w:fldChar w:fldCharType="begin"/>
+        </w:r>
+        <w:r>
+          <w:rPr>
+            <w:noProof/>
+            <w:webHidden/>
+          </w:rPr>
+          <w:instrText xml:space="preserve"> PAGEREF _Toc232500669 \h </w:instrText>
+        </w:r>
+        <w:r>
+          <w:rPr>
+            <w:noProof/>
+            <w:webHidden/>
+          </w:rPr>
+        </w:r>
+        <w:r>
+          <w:rPr>
+            <w:noProof/>
+            <w:webHidden/>
+          </w:rPr>
+          <w:fldChar w:fldCharType="separate"/>
+        </w:r>
+        <w:r>
+          <w:rPr>
+            <w:noProof/>
+            <w:webHidden/>
+          </w:rPr>
+          <w:t>25</w:t>
+        </w:r>
+        <w:r>
+          <w:rPr>
+            <w:noProof/>
+            <w:webHidden/>
+          </w:rPr>
+          <w:fldChar w:fldCharType="end"/>
+        </w:r>
+      </w:hyperlink>
+    </w:p>
+    <w:p>
+      <w:pPr>
+        <w:pStyle w:val="TOC2"/>
+        <w:tabs>
+          <w:tab w:val="right" w:leader="dot" w:pos="8630"/>
+        </w:tabs>
+        <w:rPr>
+          <w:noProof/>
+        </w:rPr>
+      </w:pPr>
+      <w:hyperlink w:anchor="_Toc232500670" w:history="1">
+        <w:r>
+          <w:rPr>
+            <w:rStyle w:val="Hyperlink"/>
+            <w:noProof/>
+          </w:rPr>
+          <w:t>6.2 AI Search Pipeline</w:t>
+        </w:r>
+        <w:r>
+          <w:rPr>
+            <w:noProof/>
+            <w:webHidden/>
+          </w:rPr>
+          <w:tab/>
+        </w:r>
+        <w:r>
+          <w:rPr>
+            <w:noProof/>
+            <w:webHidden/>
+          </w:rPr>
+          <w:fldChar w:fldCharType="begin"/>
+        </w:r>
+        <w:r>
+          <w:rPr>
+            <w:noProof/>
+            <w:webHidden/>
+          </w:rPr>
+          <w:instrText xml:space="preserve"> PAGEREF _Toc232500670 \h </w:instrText>
+        </w:r>
+        <w:r>
+          <w:rPr>
+            <w:noProof/>
+            <w:webHidden/>
+          </w:rPr>
+        </w:r>
+        <w:r>
+          <w:rPr>
+            <w:noProof/>
+            <w:webHidden/>
+          </w:rPr>
+          <w:fldChar w:fldCharType="separate"/>
+        </w:r>
+        <w:r>
+          <w:rPr>
+            <w:noProof/>
+            <w:webHidden/>
+          </w:rPr>
+          <w:t>25</w:t>
+        </w:r>
+        <w:r>
+          <w:rPr>
+            <w:noProof/>
+            <w:webHidden/>
+          </w:rPr>
+          <w:fldChar w:fldCharType="end"/>
+        </w:r>
+      </w:hyperlink>
+    </w:p>
+    <w:p>
+      <w:pPr>
+        <w:pStyle w:val="TOC2"/>
+        <w:tabs>
+          <w:tab w:val="right" w:leader="dot" w:pos="8630"/>
+        </w:tabs>
+        <w:rPr>
+          <w:noProof/>
+        </w:rPr>
+      </w:pPr>
+      <w:hyperlink w:anchor="_Toc232500671" w:history="1">
+        <w:r>
+          <w:rPr>
+            <w:rStyle w:val="Hyperlink"/>
+            <w:noProof/>
+          </w:rPr>
+          <w:t>6.3 Result Display</w:t>
+        </w:r>
+        <w:r>
+          <w:rPr>
+            <w:noProof/>
+            <w:webHidden/>
+          </w:rPr>
+          <w:tab/>
+        </w:r>
+        <w:r>
+          <w:rPr>
+            <w:noProof/>
+            <w:webHidden/>
+          </w:rPr>
+          <w:fldChar w:fldCharType="begin"/>
+        </w:r>
+        <w:r>
+          <w:rPr>
+            <w:noProof/>
+            <w:webHidden/>
+          </w:rPr>
+          <w:instrText xml:space="preserve"> PAGEREF _Toc232500671 \h </w:instrText>
+        </w:r>
+        <w:r>
+          <w:rPr>
+            <w:noProof/>
+            <w:webHidden/>
+          </w:rPr>
+        </w:r>
+        <w:r>
+          <w:rPr>
+            <w:noProof/>
+            <w:webHidden/>
+          </w:rPr>
+          <w:fldChar w:fldCharType="separate"/>
+        </w:r>
+        <w:r>
+          <w:rPr>
+            <w:noProof/>
+            <w:webHidden/>
+          </w:rPr>
+          <w:t>28</w:t>
+        </w:r>
+        <w:r>
+          <w:rPr>
+            <w:noProof/>
+            <w:webHidden/>
+          </w:rPr>
+          <w:fldChar w:fldCharType="end"/>
+        </w:r>
+      </w:hyperlink>
+    </w:p>
+    <w:p>
+      <w:pPr>
+        <w:pStyle w:val="TOC1"/>
+        <w:tabs>
+          <w:tab w:val="right" w:leader="dot" w:pos="8630"/>
+        </w:tabs>
+        <w:rPr>
+          <w:noProof/>
+        </w:rPr>
+      </w:pPr>
+      <w:hyperlink w:anchor="_Toc232500672" w:history="1">
+        <w:r>
+          <w:rPr>
+            <w:rStyle w:val="Hyperlink"/>
+            <w:noProof/>
+          </w:rPr>
+          <w:t>7. Reliability and Engineering Decisions</w:t>
+        </w:r>
+        <w:r>
+          <w:rPr>
+            <w:noProof/>
+            <w:webHidden/>
+          </w:rPr>
+          <w:tab/>
+        </w:r>
+        <w:r>
+          <w:rPr>
+            <w:noProof/>
+            <w:webHidden/>
+          </w:rPr>
+          <w:fldChar w:fldCharType="begin"/>
+        </w:r>
+        <w:r>
+          <w:rPr>
+            <w:noProof/>
+            <w:webHidden/>
+          </w:rPr>
+          <w:instrText xml:space="preserve"> PAGEREF _Toc232500672 \h </w:instrText>
+        </w:r>
+        <w:r>
+          <w:rPr>
+            <w:noProof/>
+            <w:webHidden/>
+          </w:rPr>
+        </w:r>
+        <w:r>
+          <w:rPr>
+            <w:noProof/>
+            <w:webHidden/>
+          </w:rPr>
+          <w:fldChar w:fldCharType="separate"/>
+        </w:r>
+        <w:r>
+          <w:rPr>
+            <w:noProof/>
+            <w:webHidden/>
+          </w:rPr>
+          <w:t>29</w:t>
+        </w:r>
+        <w:r>
+          <w:rPr>
+            <w:noProof/>
+            <w:webHidden/>
+          </w:rPr>
+          <w:fldChar w:fldCharType="end"/>
+        </w:r>
+      </w:hyperlink>
+    </w:p>
+    <w:p>
+      <w:pPr>
+        <w:pStyle w:val="TOC2"/>
+        <w:tabs>
+          <w:tab w:val="right" w:leader="dot" w:pos="8630"/>
+        </w:tabs>
+        <w:rPr>
+          <w:noProof/>
+        </w:rPr>
+      </w:pPr>
+      <w:hyperlink w:anchor="_Toc232500673" w:history="1">
+        <w:r>
+          <w:rPr>
+            <w:rStyle w:val="Hyperlink"/>
+            <w:noProof/>
+          </w:rPr>
+          <w:t>7.1 Concurrent Indexing and Search</w:t>
+        </w:r>
+        <w:r>
+          <w:rPr>
+            <w:noProof/>
+            <w:webHidden/>
+          </w:rPr>
+          <w:tab/>
+        </w:r>
+        <w:r>
+          <w:rPr>
+            <w:noProof/>
+            <w:webHidden/>
+          </w:rPr>
+          <w:fldChar w:fldCharType="begin"/>
+        </w:r>
+        <w:r>
+          <w:rPr>
+            <w:noProof/>
+            <w:webHidden/>
+          </w:rPr>
+          <w:instrText xml:space="preserve"> PAGEREF _Toc232500673 \h </w:instrText>
+        </w:r>
+        <w:r>
+          <w:rPr>
+            <w:noProof/>
+            <w:webHidden/>
+          </w:rPr>
+        </w:r>
+        <w:r>
+          <w:rPr>
+            <w:noProof/>
+            <w:webHidden/>
+          </w:rPr>
+          <w:fldChar w:fldCharType="separate"/>
+        </w:r>
+        <w:r>
+          <w:rPr>
+            <w:noProof/>
+            <w:webHidden/>
+          </w:rPr>
+          <w:t>29</w:t>
+        </w:r>
+        <w:r>
+          <w:rPr>
+            <w:noProof/>
+            <w:webHidden/>
+          </w:rPr>
+          <w:fldChar w:fldCharType="end"/>
+        </w:r>
+      </w:hyperlink>
+    </w:p>
+    <w:p>
+      <w:pPr>
+        <w:pStyle w:val="TOC2"/>
+        <w:tabs>
+          <w:tab w:val="right" w:leader="dot" w:pos="8630"/>
+        </w:tabs>
+        <w:rPr>
+          <w:noProof/>
+        </w:rPr>
+      </w:pPr>
+      <w:hyperlink w:anchor="_Toc232500674" w:history="1">
+        <w:r>
+          <w:rPr>
+            <w:rStyle w:val="Hyperlink"/>
+            <w:noProof/>
+          </w:rPr>
+          <w:t>7.2 Single Source of Truth for Configuration</w:t>
+        </w:r>
+        <w:r>
+          <w:rPr>
+            <w:noProof/>
+            <w:webHidden/>
+          </w:rPr>
+          <w:tab/>
+        </w:r>
+        <w:r>
+          <w:rPr>
+            <w:noProof/>
+            <w:webHidden/>
+          </w:rPr>
+          <w:fldChar w:fldCharType="begin"/>
+        </w:r>
+        <w:r>
+          <w:rPr>
+            <w:noProof/>
+            <w:webHidden/>
+          </w:rPr>
+          <w:instrText xml:space="preserve"> PAGEREF _Toc232500674 \h </w:instrText>
+        </w:r>
+        <w:r>
+          <w:rPr>
+            <w:noProof/>
+            <w:webHidden/>
+          </w:rPr>
+        </w:r>
+        <w:r>
+          <w:rPr>
+            <w:noProof/>
+            <w:webHidden/>
+          </w:rPr>
+          <w:fldChar w:fldCharType="separate"/>
+        </w:r>
+        <w:r>
+          <w:rPr>
+            <w:noProof/>
+            <w:webHidden/>
+          </w:rPr>
+          <w:t>29</w:t>
+        </w:r>
+        <w:r>
+          <w:rPr>
+            <w:noProof/>
+            <w:webHidden/>
+          </w:rPr>
+          <w:fldChar w:fldCharType="end"/>
+        </w:r>
+      </w:hyperlink>
+    </w:p>
+    <w:p>
+      <w:pPr>
+        <w:pStyle w:val="TOC2"/>
+        <w:tabs>
+          <w:tab w:val="right" w:leader="dot" w:pos="8630"/>
+        </w:tabs>
+        <w:rPr>
+          <w:noProof/>
+        </w:rPr>
+      </w:pPr>
+      <w:hyperlink w:anchor="_Toc232500675" w:history="1">
+        <w:r>
+          <w:rPr>
+            <w:rStyle w:val="Hyperlink"/>
+            <w:noProof/>
+          </w:rPr>
+          <w:t>7.3 Real-Time Index Synchronisation</w:t>
+        </w:r>
+        <w:r>
+          <w:rPr>
+            <w:noProof/>
+            <w:webHidden/>
+          </w:rPr>
+          <w:tab/>
+        </w:r>
+        <w:r>
+          <w:rPr>
+            <w:noProof/>
+            <w:webHidden/>
+          </w:rPr>
+          <w:fldChar w:fldCharType="begin"/>
+        </w:r>
+        <w:r>
+          <w:rPr>
+            <w:noProof/>
+            <w:webHidden/>
+          </w:rPr>
+          <w:instrText xml:space="preserve"> PAGEREF _Toc232500675 \h </w:instrText>
+        </w:r>
+        <w:r>
+          <w:rPr>
+            <w:noProof/>
+            <w:webHidden/>
+          </w:rPr>
+        </w:r>
+        <w:r>
+          <w:rPr>
+            <w:noProof/>
+            <w:webHidden/>
+          </w:rPr>
+          <w:fldChar w:fldCharType="separate"/>
+        </w:r>
+        <w:r>
+          <w:rPr>
+            <w:noProof/>
+            <w:webHidden/>
+          </w:rPr>
+          <w:t>29</w:t>
+        </w:r>
+        <w:r>
+          <w:rPr>
+            <w:noProof/>
+            <w:webHidden/>
+          </w:rPr>
+          <w:fldChar w:fldCharType="end"/>
+        </w:r>
+      </w:hyperlink>
+    </w:p>
+    <w:p>
+      <w:pPr>
+        <w:pStyle w:val="TOC2"/>
+        <w:tabs>
+          <w:tab w:val="right" w:leader="dot" w:pos="8630"/>
+        </w:tabs>
+        <w:rPr>
+          <w:noProof/>
+        </w:rPr>
+      </w:pPr>
+      <w:hyperlink w:anchor="_Toc232500676" w:history="1">
+        <w:r>
+          <w:rPr>
+            <w:rStyle w:val="Hyperlink"/>
+            <w:noProof/>
+          </w:rPr>
+          <w:t>7.4 Terminal Completion Messages</w:t>
+        </w:r>
+        <w:r>
+          <w:rPr>
+            <w:noProof/>
+            <w:webHidden/>
+          </w:rPr>
+          <w:tab/>
+        </w:r>
+        <w:r>
+          <w:rPr>
+            <w:noProof/>
+            <w:webHidden/>
+          </w:rPr>
+          <w:fldChar w:fldCharType="begin"/>
+        </w:r>
+        <w:r>
+          <w:rPr>
+            <w:noProof/>
+            <w:webHidden/>
+          </w:rPr>
+          <w:instrText xml:space="preserve"> PAGEREF _Toc232500676 \h </w:instrText>
+        </w:r>
+        <w:r>
+          <w:rPr>
+            <w:noProof/>
+            <w:webHidden/>
+          </w:rPr>
+        </w:r>
+        <w:r>
+          <w:rPr>
+            <w:noProof/>
+            <w:webHidden/>
+          </w:rPr>
+          <w:fldChar w:fldCharType="separate"/>
+        </w:r>
+        <w:r>
+          <w:rPr>
+            <w:noProof/>
+            <w:webHidden/>
+          </w:rPr>
+          <w:t>30</w:t>
+        </w:r>
+        <w:r>
+          <w:rPr>
+            <w:noProof/>
+            <w:webHidden/>
+          </w:rPr>
+          <w:fldChar w:fldCharType="end"/>
+        </w:r>
+      </w:hyperlink>
+    </w:p>
+    <w:p>
+      <w:pPr>
+        <w:pStyle w:val="TOC1"/>
+        <w:tabs>
+          <w:tab w:val="right" w:leader="dot" w:pos="8630"/>
+        </w:tabs>
+        <w:rPr>
+          <w:noProof/>
+        </w:rPr>
+      </w:pPr>
+      <w:hyperlink w:anchor="_Toc232500677" w:history="1">
+        <w:r>
+          <w:rPr>
+            <w:rStyle w:val="Hyperlink"/>
+            <w:noProof/>
+          </w:rPr>
+          <w:t>8. Challenges I Faced and How I Solved Them</w:t>
+        </w:r>
+        <w:r>
+          <w:rPr>
+            <w:noProof/>
+            <w:webHidden/>
+          </w:rPr>
+          <w:tab/>
+        </w:r>
+        <w:r>
+          <w:rPr>
+            <w:noProof/>
+            <w:webHidden/>
+          </w:rPr>
+          <w:fldChar w:fldCharType="begin"/>
+        </w:r>
+        <w:r>
+          <w:rPr>
+            <w:noProof/>
+            <w:webHidden/>
+          </w:rPr>
+          <w:instrText xml:space="preserve"> PAGEREF _Toc232500677 \h </w:instrText>
+        </w:r>
+        <w:r>
+          <w:rPr>
+            <w:noProof/>
+            <w:webHidden/>
+          </w:rPr>
+        </w:r>
+        <w:r>
+          <w:rPr>
+            <w:noProof/>
+            <w:webHidden/>
+          </w:rPr>
+          <w:fldChar w:fldCharType="separate"/>
+        </w:r>
+        <w:r>
+          <w:rPr>
+            <w:noProof/>
+            <w:webHidden/>
+          </w:rPr>
+          <w:t>31</w:t>
+        </w:r>
+        <w:r>
+          <w:rPr>
+            <w:noProof/>
+            <w:webHidden/>
+          </w:rPr>
+          <w:fldChar w:fldCharType="end"/>
+        </w:r>
+      </w:hyperlink>
+    </w:p>
+    <w:p>
+      <w:pPr>
+        <w:pStyle w:val="TOC2"/>
+        <w:tabs>
+          <w:tab w:val="right" w:leader="dot" w:pos="8630"/>
+        </w:tabs>
+        <w:rPr>
+          <w:noProof/>
+        </w:rPr>
+      </w:pPr>
+      <w:hyperlink w:anchor="_Toc232500678" w:history="1">
+        <w:r>
+          <w:rPr>
+            <w:rStyle w:val="Hyperlink"/>
+            <w:noProof/>
+          </w:rPr>
+          <w:t>8.1 Null IDs Crashing Pinecone</w:t>
+        </w:r>
+        <w:r>
+          <w:rPr>
+            <w:noProof/>
+            <w:webHidden/>
+          </w:rPr>
+          <w:tab/>
+        </w:r>
+        <w:r>
+          <w:rPr>
+            <w:noProof/>
+            <w:webHidden/>
+          </w:rPr>
+          <w:fldChar w:fldCharType="begin"/>
+        </w:r>
+        <w:r>
+          <w:rPr>
+            <w:noProof/>
+            <w:webHidden/>
+          </w:rPr>
+          <w:instrText xml:space="preserve"> PAGEREF _Toc232500678 \h </w:instrText>
+        </w:r>
+        <w:r>
+          <w:rPr>
+            <w:noProof/>
+            <w:webHidden/>
+          </w:rPr>
+        </w:r>
+        <w:r>
+          <w:rPr>
+            <w:noProof/>
+            <w:webHidden/>
+          </w:rPr>
+          <w:fldChar w:fldCharType="separate"/>
+        </w:r>
+        <w:r>
+          <w:rPr>
+            <w:noProof/>
+            <w:webHidden/>
+          </w:rPr>
+          <w:t>31</w:t>
+        </w:r>
+        <w:r>
+          <w:rPr>
+            <w:noProof/>
+            <w:webHidden/>
+          </w:rPr>
+          <w:fldChar w:fldCharType="end"/>
+        </w:r>
+      </w:hyperlink>
+    </w:p>
+    <w:p>
+      <w:pPr>
+        <w:pStyle w:val="TOC2"/>
+        <w:tabs>
+          <w:tab w:val="right" w:leader="dot" w:pos="8630"/>
+        </w:tabs>
+        <w:rPr>
+          <w:noProof/>
+        </w:rPr>
+      </w:pPr>
+      <w:hyperlink w:anchor="_Toc232500679" w:history="1">
+        <w:r>
+          <w:rPr>
+            <w:rStyle w:val="Hyperlink"/>
+            <w:noProof/>
+          </w:rPr>
+          <w:t>8.2 Slow First-Run Indexing</w:t>
+        </w:r>
+        <w:r>
+          <w:rPr>
+            <w:noProof/>
+            <w:webHidden/>
+          </w:rPr>
+          <w:tab/>
+        </w:r>
+        <w:r>
+          <w:rPr>
+            <w:noProof/>
+            <w:webHidden/>
+          </w:rPr>
+          <w:fldChar w:fldCharType="begin"/>
+        </w:r>
+        <w:r>
+          <w:rPr>
+            <w:noProof/>
+            <w:webHidden/>
+          </w:rPr>
+          <w:instrText xml:space="preserve"> PAGEREF _Toc232500679 \h </w:instrText>
+        </w:r>
+        <w:r>
+          <w:rPr>
+            <w:noProof/>
+            <w:webHidden/>
+          </w:rPr>
+        </w:r>
+        <w:r>
+          <w:rPr>
+            <w:noProof/>
+            <w:webHidden/>
+          </w:rPr>
+          <w:fldChar w:fldCharType="separate"/>
+        </w:r>
+        <w:r>
+          <w:rPr>
+            <w:noProof/>
+            <w:webHidden/>
+          </w:rPr>
+          <w:t>31</w:t>
+        </w:r>
+        <w:r>
+          <w:rPr>
+            <w:noProof/>
+            <w:webHidden/>
+          </w:rPr>
+          <w:fldChar w:fldCharType="end"/>
+        </w:r>
+      </w:hyperlink>
+    </w:p>
+    <w:p>
+      <w:pPr>
+        <w:pStyle w:val="TOC2"/>
+        <w:tabs>
+          <w:tab w:val="right" w:leader="dot" w:pos="8630"/>
+        </w:tabs>
+        <w:rPr>
+          <w:noProof/>
+        </w:rPr>
+      </w:pPr>
+      <w:hyperlink w:anchor="_Toc232500680" w:history="1">
+        <w:r>
+          <w:rPr>
+            <w:rStyle w:val="Hyperlink"/>
+            <w:noProof/>
+          </w:rPr>
+          <w:t>8.3 Class Chunks Polluting Search Results</w:t>
+        </w:r>
+        <w:r>
+          <w:rPr>
+            <w:noProof/>
+            <w:webHidden/>
+          </w:rPr>
+          <w:tab/>
+        </w:r>
+        <w:r>
+          <w:rPr>
+            <w:noProof/>
+            <w:webHidden/>
+          </w:rPr>
+          <w:fldChar w:fldCharType="begin"/>
+        </w:r>
+        <w:r>
+          <w:rPr>
+            <w:noProof/>
+            <w:webHidden/>
+          </w:rPr>
+          <w:instrText xml:space="preserve"> PAGEREF _Toc232500680 \h </w:instrText>
+        </w:r>
+        <w:r>
+          <w:rPr>
+            <w:noProof/>
+            <w:webHidden/>
+          </w:rPr>
+        </w:r>
+        <w:r>
+          <w:rPr>
+            <w:noProof/>
+            <w:webHidden/>
+          </w:rPr>
+          <w:fldChar w:fldCharType="separate"/>
+        </w:r>
+        <w:r>
+          <w:rPr>
+            <w:noProof/>
+            <w:webHidden/>
+          </w:rPr>
+          <w:t>31</w:t>
+        </w:r>
+        <w:r>
+          <w:rPr>
+            <w:noProof/>
+            <w:webHidden/>
+          </w:rPr>
+          <w:fldChar w:fldCharType="end"/>
+        </w:r>
+      </w:hyperlink>
+    </w:p>
+    <w:p>
+      <w:pPr>
+        <w:pStyle w:val="TOC2"/>
+        <w:tabs>
+          <w:tab w:val="right" w:leader="dot" w:pos="8630"/>
+        </w:tabs>
+        <w:rPr>
+          <w:noProof/>
+        </w:rPr>
+      </w:pPr>
+      <w:hyperlink w:anchor="_Toc232500681" w:history="1">
+        <w:r>
+          <w:rPr>
+            <w:rStyle w:val="Hyperlink"/>
+            <w:noProof/>
+          </w:rPr>
+          <w:t>8.4 Progress Lost After Crashes</w:t>
+        </w:r>
+        <w:r>
+          <w:rPr>
+            <w:noProof/>
+            <w:webHidden/>
+          </w:rPr>
+          <w:tab/>
+        </w:r>
+        <w:r>
+          <w:rPr>
+            <w:noProof/>
+            <w:webHidden/>
+          </w:rPr>
+          <w:fldChar w:fldCharType="begin"/>
+        </w:r>
+        <w:r>
+          <w:rPr>
+            <w:noProof/>
+            <w:webHidden/>
+          </w:rPr>
+          <w:instrText xml:space="preserve"> PAGEREF _Toc232500681 \h </w:instrText>
+        </w:r>
+        <w:r>
+          <w:rPr>
+            <w:noProof/>
+            <w:webHidden/>
+          </w:rPr>
+        </w:r>
+        <w:r>
+          <w:rPr>
+            <w:noProof/>
+            <w:webHidden/>
+          </w:rPr>
+          <w:fldChar w:fldCharType="separate"/>
+        </w:r>
+        <w:r>
+          <w:rPr>
+            <w:noProof/>
+            <w:webHidden/>
+          </w:rPr>
+          <w:t>32</w:t>
+        </w:r>
+        <w:r>
+          <w:rPr>
+            <w:noProof/>
+            <w:webHidden/>
+          </w:rPr>
+          <w:fldChar w:fldCharType="end"/>
+        </w:r>
+      </w:hyperlink>
+    </w:p>
+    <w:p>
+      <w:pPr>
+        <w:pStyle w:val="TOC2"/>
+        <w:tabs>
+          <w:tab w:val="right" w:leader="dot" w:pos="8630"/>
+        </w:tabs>
+        <w:rPr>
+          <w:noProof/>
+        </w:rPr>
+      </w:pPr>
+      <w:hyperlink w:anchor="_Toc232500682" w:history="1">
+        <w:r>
+          <w:rPr>
+            <w:rStyle w:val="Hyperlink"/>
+            <w:noProof/>
+          </w:rPr>
+          <w:t>8.5 Searching While Indexing Was Blocked</w:t>
+        </w:r>
+        <w:r>
+          <w:rPr>
+            <w:noProof/>
+            <w:webHidden/>
+          </w:rPr>
+          <w:tab/>
+        </w:r>
+        <w:r>
+          <w:rPr>
+            <w:noProof/>
+            <w:webHidden/>
+          </w:rPr>
+          <w:fldChar w:fldCharType="begin"/>
+        </w:r>
+        <w:r>
+          <w:rPr>
+            <w:noProof/>
+            <w:webHidden/>
+          </w:rPr>
+          <w:instrText xml:space="preserve"> PAGEREF _Toc232500682 \h </w:instrText>
+        </w:r>
+        <w:r>
+          <w:rPr>
+            <w:noProof/>
+            <w:webHidden/>
+          </w:rPr>
+        </w:r>
+        <w:r>
+          <w:rPr>
+            <w:noProof/>
+            <w:webHidden/>
+          </w:rPr>
+          <w:fldChar w:fldCharType="separate"/>
+        </w:r>
+        <w:r>
+          <w:rPr>
+            <w:noProof/>
+            <w:webHidden/>
+          </w:rPr>
+          <w:t>32</w:t>
+        </w:r>
+        <w:r>
+          <w:rPr>
+            <w:noProof/>
+            <w:webHidden/>
+          </w:rPr>
+          <w:fldChar w:fldCharType="end"/>
+        </w:r>
+      </w:hyperlink>
+    </w:p>
+    <w:p>
+      <w:pPr>
+        <w:pStyle w:val="TOC2"/>
+        <w:tabs>
+          <w:tab w:val="right" w:leader="dot" w:pos="8630"/>
+        </w:tabs>
+        <w:rPr>
+          <w:noProof/>
+        </w:rPr>
+      </w:pPr>
+      <w:hyperlink w:anchor="_Toc232500683" w:history="1">
+        <w:r>
+          <w:rPr>
+            <w:rStyle w:val="Hyperlink"/>
+            <w:noProof/>
+          </w:rPr>
+          <w:t>8.6 Configuration Drift Between Frontend and Backend</w:t>
+        </w:r>
+        <w:r>
+          <w:rPr>
+            <w:noProof/>
+            <w:webHidden/>
+          </w:rPr>
+          <w:tab/>
+        </w:r>
+        <w:r>
+          <w:rPr>
+            <w:noProof/>
+            <w:webHidden/>
+          </w:rPr>
+          <w:fldChar w:fldCharType="begin"/>
+        </w:r>
+        <w:r>
+          <w:rPr>
+            <w:noProof/>
+            <w:webHidden/>
+          </w:rPr>
+          <w:instrText xml:space="preserve"> PAGEREF _Toc232500683 \h </w:instrText>
+        </w:r>
+        <w:r>
+          <w:rPr>
+            <w:noProof/>
+            <w:webHidden/>
+          </w:rPr>
+        </w:r>
+        <w:r>
+          <w:rPr>
+            <w:noProof/>
+            <w:webHidden/>
+          </w:rPr>
+          <w:fldChar w:fldCharType="separate"/>
+        </w:r>
+        <w:r>
+          <w:rPr>
+            <w:noProof/>
+            <w:webHidden/>
+          </w:rPr>
+          <w:t>32</w:t>
+        </w:r>
+        <w:r>
+          <w:rPr>
+            <w:noProof/>
+            <w:webHidden/>
+          </w:rPr>
+          <w:fldChar w:fldCharType="end"/>
+        </w:r>
+      </w:hyperlink>
+    </w:p>
+    <w:p>
+      <w:pPr>
+        <w:pStyle w:val="TOC2"/>
+        <w:tabs>
+          <w:tab w:val="right" w:leader="dot" w:pos="8630"/>
+        </w:tabs>
+        <w:rPr>
+          <w:noProof/>
+        </w:rPr>
+      </w:pPr>
+      <w:hyperlink w:anchor="_Toc232500684" w:history="1">
+        <w:r>
+          <w:rPr>
+            <w:rStyle w:val="Hyperlink"/>
+            <w:noProof/>
+          </w:rPr>
+          <w:t>8.7 User Detection and Verification</w:t>
+        </w:r>
+        <w:r>
+          <w:rPr>
+            <w:noProof/>
+            <w:webHidden/>
+          </w:rPr>
+          <w:tab/>
+        </w:r>
+        <w:r>
+          <w:rPr>
+            <w:noProof/>
+            <w:webHidden/>
+          </w:rPr>
+          <w:fldChar w:fldCharType="begin"/>
+        </w:r>
+        <w:r>
+          <w:rPr>
+            <w:noProof/>
+            <w:webHidden/>
+          </w:rPr>
+          <w:instrText xml:space="preserve"> PAGEREF _Toc232500684 \h </w:instrText>
+        </w:r>
+        <w:r>
+          <w:rPr>
+            <w:noProof/>
+            <w:webHidden/>
+          </w:rPr>
+        </w:r>
+        <w:r>
+          <w:rPr>
+            <w:noProof/>
+            <w:webHidden/>
+          </w:rPr>
+          <w:fldChar w:fldCharType="separate"/>
+        </w:r>
+        <w:r>
+          <w:rPr>
+            <w:noProof/>
+            <w:webHidden/>
+          </w:rPr>
+          <w:t>32</w:t>
+        </w:r>
+        <w:r>
+          <w:rPr>
+            <w:noProof/>
+            <w:webHidden/>
+          </w:rPr>
+          <w:fldChar w:fldCharType="end"/>
+        </w:r>
+      </w:hyperlink>
+    </w:p>
+    <w:p>
+      <w:pPr>
+        <w:pStyle w:val="TOC1"/>
+        <w:tabs>
+          <w:tab w:val="right" w:leader="dot" w:pos="8630"/>
+        </w:tabs>
+        <w:rPr>
+          <w:noProof/>
+        </w:rPr>
+      </w:pPr>
+      <w:hyperlink w:anchor="_Toc232500685" w:history="1">
+        <w:r>
+          <w:rPr>
+            <w:rStyle w:val="Hyperlink"/>
+            <w:noProof/>
+          </w:rPr>
+          <w:t>9. Evaluation</w:t>
+        </w:r>
+        <w:r>
+          <w:rPr>
+            <w:noProof/>
+            <w:webHidden/>
+          </w:rPr>
+          <w:tab/>
+        </w:r>
+        <w:r>
+          <w:rPr>
+            <w:noProof/>
+            <w:webHidden/>
+          </w:rPr>
+          <w:fldChar w:fldCharType="begin"/>
+        </w:r>
+        <w:r>
+          <w:rPr>
+            <w:noProof/>
+            <w:webHidden/>
+          </w:rPr>
+          <w:instrText xml:space="preserve"> PAGEREF _Toc232500685 \h </w:instrText>
+        </w:r>
+        <w:r>
+          <w:rPr>
+            <w:noProof/>
+            <w:webHidden/>
+          </w:rPr>
+        </w:r>
+        <w:r>
+          <w:rPr>
+            <w:noProof/>
+            <w:webHidden/>
+          </w:rPr>
+          <w:fldChar w:fldCharType="separate"/>
+        </w:r>
+        <w:r>
+          <w:rPr>
+            <w:noProof/>
+            <w:webHidden/>
+          </w:rPr>
+          <w:t>34</w:t>
+        </w:r>
+        <w:r>
+          <w:rPr>
+            <w:noProof/>
+            <w:webHidden/>
+          </w:rPr>
+          <w:fldChar w:fldCharType="end"/>
+        </w:r>
+      </w:hyperlink>
+    </w:p>
+    <w:p>
+      <w:pPr>
+        <w:pStyle w:val="TOC2"/>
+        <w:tabs>
+          <w:tab w:val="right" w:leader="dot" w:pos="8630"/>
+        </w:tabs>
+        <w:rPr>
+          <w:noProof/>
+        </w:rPr>
+      </w:pPr>
+      <w:hyperlink w:anchor="_Toc232500686" w:history="1">
+        <w:r>
+          <w:rPr>
+            <w:rStyle w:val="Hyperlink"/>
+            <w:noProof/>
+          </w:rPr>
+          <w:t>9.1 Evaluation Metrics</w:t>
+        </w:r>
+        <w:r>
+          <w:rPr>
+            <w:noProof/>
+            <w:webHidden/>
+          </w:rPr>
+          <w:tab/>
+        </w:r>
+        <w:r>
+          <w:rPr>
+            <w:noProof/>
+            <w:webHidden/>
+          </w:rPr>
+          <w:fldChar w:fldCharType="begin"/>
+        </w:r>
+        <w:r>
+          <w:rPr>
+            <w:noProof/>
+            <w:webHidden/>
+          </w:rPr>
+          <w:instrText xml:space="preserve"> PAGEREF _Toc232500686 \h </w:instrText>
+        </w:r>
+        <w:r>
+          <w:rPr>
+            <w:noProof/>
+            <w:webHidden/>
+          </w:rPr>
+        </w:r>
+        <w:r>
+          <w:rPr>
+            <w:noProof/>
+            <w:webHidden/>
+          </w:rPr>
+          <w:fldChar w:fldCharType="separate"/>
+        </w:r>
+        <w:r>
+          <w:rPr>
+            <w:noProof/>
+            <w:webHidden/>
+          </w:rPr>
+          <w:t>34</w:t>
+        </w:r>
+        <w:r>
+          <w:rPr>
+            <w:noProof/>
+            <w:webHidden/>
+          </w:rPr>
+          <w:fldChar w:fldCharType="end"/>
+        </w:r>
+      </w:hyperlink>
+    </w:p>
+    <w:p>
+      <w:pPr>
+        <w:pStyle w:val="TOC2"/>
+        <w:tabs>
+          <w:tab w:val="right" w:leader="dot" w:pos="8630"/>
+        </w:tabs>
+        <w:rPr>
+          <w:noProof/>
+        </w:rPr>
+      </w:pPr>
+      <w:hyperlink w:anchor="_Toc232500687" w:history="1">
+        <w:r>
+          <w:rPr>
+            <w:rStyle w:val="Hyperlink"/>
+            <w:noProof/>
+          </w:rPr>
+          <w:t>9.2 Test Environment</w:t>
+        </w:r>
+        <w:r>
+          <w:rPr>
+            <w:noProof/>
+            <w:webHidden/>
+          </w:rPr>
+          <w:tab/>
+        </w:r>
+        <w:r>
+          <w:rPr>
+            <w:noProof/>
+            <w:webHidden/>
+          </w:rPr>
+          <w:fldChar w:fldCharType="begin"/>
+        </w:r>
+        <w:r>
+          <w:rPr>
+            <w:noProof/>
+            <w:webHidden/>
+          </w:rPr>
+          <w:instrText xml:space="preserve"> PAGEREF _Toc232500687 \h </w:instrText>
+        </w:r>
+        <w:r>
+          <w:rPr>
+            <w:noProof/>
+            <w:webHidden/>
+          </w:rPr>
+        </w:r>
+        <w:r>
+          <w:rPr>
+            <w:noProof/>
+            <w:webHidden/>
+          </w:rPr>
+          <w:fldChar w:fldCharType="separate"/>
+        </w:r>
+        <w:r>
+          <w:rPr>
+            <w:noProof/>
+            <w:webHidden/>
+          </w:rPr>
+          <w:t>34</w:t>
+        </w:r>
+        <w:r>
+          <w:rPr>
+            <w:noProof/>
+            <w:webHidden/>
+          </w:rPr>
+          <w:fldChar w:fldCharType="end"/>
+        </w:r>
+      </w:hyperlink>
+    </w:p>
+    <w:p>
+      <w:pPr>
+        <w:pStyle w:val="TOC2"/>
+        <w:tabs>
+          <w:tab w:val="right" w:leader="dot" w:pos="8630"/>
+        </w:tabs>
+        <w:rPr>
+          <w:noProof/>
+        </w:rPr>
+      </w:pPr>
+      <w:hyperlink w:anchor="_Toc232500688" w:history="1">
+        <w:r>
+          <w:rPr>
+            <w:rStyle w:val="Hyperlink"/>
+            <w:noProof/>
+          </w:rPr>
+          <w:t>9.3 Results</w:t>
+        </w:r>
+        <w:r>
+          <w:rPr>
+            <w:noProof/>
+            <w:webHidden/>
+          </w:rPr>
+          <w:tab/>
+        </w:r>
+        <w:r>
+          <w:rPr>
+            <w:noProof/>
+            <w:webHidden/>
+          </w:rPr>
+          <w:fldChar w:fldCharType="begin"/>
+        </w:r>
+        <w:r>
+          <w:rPr>
+            <w:noProof/>
+            <w:webHidden/>
+          </w:rPr>
+          <w:instrText xml:space="preserve"> PAGEREF _Toc232500688 \h </w:instrText>
+        </w:r>
+        <w:r>
+          <w:rPr>
+            <w:noProof/>
+            <w:webHidden/>
+          </w:rPr>
+        </w:r>
+        <w:r>
+          <w:rPr>
+            <w:noProof/>
+            <w:webHidden/>
+          </w:rPr>
+          <w:fldChar w:fldCharType="separate"/>
+        </w:r>
+        <w:r>
+          <w:rPr>
+            <w:noProof/>
+            <w:webHidden/>
+          </w:rPr>
+          <w:t>34</w:t>
+        </w:r>
+        <w:r>
+          <w:rPr>
+            <w:noProof/>
+            <w:webHidden/>
+          </w:rPr>
+          <w:fldChar w:fldCharType="end"/>
+        </w:r>
+      </w:hyperlink>
+    </w:p>
+    <w:p>
+      <w:pPr>
+        <w:pStyle w:val="TOC2"/>
+        <w:tabs>
+          <w:tab w:val="right" w:leader="dot" w:pos="8630"/>
+        </w:tabs>
+        <w:rPr>
+          <w:noProof/>
+        </w:rPr>
+      </w:pPr>
+      <w:hyperlink w:anchor="_Toc232500689" w:history="1">
+        <w:r>
+          <w:rPr>
+            <w:rStyle w:val="Hyperlink"/>
+            <w:noProof/>
+          </w:rPr>
+          <w:t>9.4 Performance</w:t>
+        </w:r>
+        <w:r>
+          <w:rPr>
+            <w:noProof/>
+            <w:webHidden/>
+          </w:rPr>
+          <w:tab/>
+        </w:r>
+        <w:r>
+          <w:rPr>
+            <w:noProof/>
+            <w:webHidden/>
+          </w:rPr>
+          <w:fldChar w:fldCharType="begin"/>
+        </w:r>
+        <w:r>
+          <w:rPr>
+            <w:noProof/>
+            <w:webHidden/>
+          </w:rPr>
+          <w:instrText xml:space="preserve"> PAGEREF _Toc232500689 \h </w:instrText>
+        </w:r>
+        <w:r>
+          <w:rPr>
+            <w:noProof/>
+            <w:webHidden/>
+          </w:rPr>
+        </w:r>
+        <w:r>
+          <w:rPr>
+            <w:noProof/>
+            <w:webHidden/>
+          </w:rPr>
+          <w:fldChar w:fldCharType="separate"/>
+        </w:r>
+        <w:r>
+          <w:rPr>
+            <w:noProof/>
+            <w:webHidden/>
+          </w:rPr>
+          <w:t>35</w:t>
+        </w:r>
+        <w:r>
+          <w:rPr>
+            <w:noProof/>
+            <w:webHidden/>
+          </w:rPr>
+          <w:fldChar w:fldCharType="end"/>
+        </w:r>
+      </w:hyperlink>
+    </w:p>
+    <w:p>
+      <w:pPr>
+        <w:pStyle w:val="TOC2"/>
+        <w:tabs>
+          <w:tab w:val="right" w:leader="dot" w:pos="8630"/>
+        </w:tabs>
+        <w:rPr>
+          <w:noProof/>
+        </w:rPr>
+      </w:pPr>
+      <w:hyperlink w:anchor="_Toc232500690" w:history="1">
+        <w:r>
+          <w:rPr>
+            <w:rStyle w:val="Hyperlink"/>
+            <w:noProof/>
+          </w:rPr>
+          <w:t>9.5 Cost</w:t>
+        </w:r>
+        <w:r>
+          <w:rPr>
+            <w:noProof/>
+            <w:webHidden/>
+          </w:rPr>
+          <w:tab/>
+        </w:r>
+        <w:r>
+          <w:rPr>
+            <w:noProof/>
+            <w:webHidden/>
+          </w:rPr>
+          <w:fldChar w:fldCharType="begin"/>
+        </w:r>
+        <w:r>
+          <w:rPr>
+            <w:noProof/>
+            <w:webHidden/>
+          </w:rPr>
+          <w:instrText xml:space="preserve"> PAGEREF _Toc232500690 \h </w:instrText>
+        </w:r>
+        <w:r>
+          <w:rPr>
+            <w:noProof/>
+            <w:webHidden/>
+          </w:rPr>
+        </w:r>
+        <w:r>
+          <w:rPr>
+            <w:noProof/>
+            <w:webHidden/>
+          </w:rPr>
+          <w:fldChar w:fldCharType="separate"/>
+        </w:r>
+        <w:r>
+          <w:rPr>
+            <w:noProof/>
+            <w:webHidden/>
+          </w:rPr>
+          <w:t>35</w:t>
+        </w:r>
+        <w:r>
+          <w:rPr>
+            <w:noProof/>
+            <w:webHidden/>
+          </w:rPr>
+          <w:fldChar w:fldCharType="end"/>
+        </w:r>
+      </w:hyperlink>
+    </w:p>
+    <w:p>
+      <w:pPr>
+        <w:pStyle w:val="TOC1"/>
+        <w:tabs>
+          <w:tab w:val="right" w:leader="dot" w:pos="8630"/>
+        </w:tabs>
+        <w:rPr>
+          <w:noProof/>
+        </w:rPr>
+      </w:pPr>
+      <w:hyperlink w:anchor="_Toc232500691" w:history="1">
+        <w:r>
+          <w:rPr>
+            <w:rStyle w:val="Hyperlink"/>
+            <w:noProof/>
+          </w:rPr>
+          <w:t>10. Limitations</w:t>
+        </w:r>
+        <w:r>
+          <w:rPr>
+            <w:noProof/>
+            <w:webHidden/>
+          </w:rPr>
+          <w:tab/>
+        </w:r>
+        <w:r>
+          <w:rPr>
+            <w:noProof/>
+            <w:webHidden/>
+          </w:rPr>
+          <w:fldChar w:fldCharType="begin"/>
+        </w:r>
+        <w:r>
+          <w:rPr>
+            <w:noProof/>
+            <w:webHidden/>
+          </w:rPr>
+          <w:instrText xml:space="preserve"> PAGEREF _Toc232500691 \h </w:instrText>
+        </w:r>
+        <w:r>
+          <w:rPr>
+            <w:noProof/>
+            <w:webHidden/>
+          </w:rPr>
+        </w:r>
+        <w:r>
+          <w:rPr>
+            <w:noProof/>
+            <w:webHidden/>
+          </w:rPr>
+          <w:fldChar w:fldCharType="separate"/>
+        </w:r>
+        <w:r>
+          <w:rPr>
+            <w:noProof/>
+            <w:webHidden/>
+          </w:rPr>
+          <w:t>36</w:t>
+        </w:r>
+        <w:r>
+          <w:rPr>
+            <w:noProof/>
+            <w:webHidden/>
+          </w:rPr>
+          <w:fldChar w:fldCharType="end"/>
+        </w:r>
+      </w:hyperlink>
+    </w:p>
+    <w:p>
+      <w:pPr>
+        <w:pStyle w:val="TOC2"/>
+        <w:tabs>
+          <w:tab w:val="right" w:leader="dot" w:pos="8630"/>
+        </w:tabs>
+        <w:rPr>
+          <w:noProof/>
+        </w:rPr>
+      </w:pPr>
+      <w:hyperlink w:anchor="_Toc232500692" w:history="1">
+        <w:r>
+          <w:rPr>
+            <w:rStyle w:val="Hyperlink"/>
+            <w:noProof/>
+          </w:rPr>
+          <w:t>10.1 Small Evaluation Dataset</w:t>
+        </w:r>
+        <w:r>
+          <w:rPr>
+            <w:noProof/>
+            <w:webHidden/>
+          </w:rPr>
+          <w:tab/>
+        </w:r>
+        <w:r>
+          <w:rPr>
+            <w:noProof/>
+            <w:webHidden/>
+          </w:rPr>
+          <w:fldChar w:fldCharType="begin"/>
+        </w:r>
+        <w:r>
+          <w:rPr>
+            <w:noProof/>
+            <w:webHidden/>
+          </w:rPr>
+          <w:instrText xml:space="preserve"> PAGEREF _Toc232500692 \h </w:instrText>
+        </w:r>
+        <w:r>
+          <w:rPr>
+            <w:noProof/>
+            <w:webHidden/>
+          </w:rPr>
+        </w:r>
+        <w:r>
+          <w:rPr>
+            <w:noProof/>
+            <w:webHidden/>
+          </w:rPr>
+          <w:fldChar w:fldCharType="separate"/>
+        </w:r>
+        <w:r>
+          <w:rPr>
+            <w:noProof/>
+            <w:webHidden/>
+          </w:rPr>
+          <w:t>36</w:t>
+        </w:r>
+        <w:r>
+          <w:rPr>
+            <w:noProof/>
+            <w:webHidden/>
+          </w:rPr>
+          <w:fldChar w:fldCharType="end"/>
+        </w:r>
+      </w:hyperlink>
+    </w:p>
+    <w:p>
+      <w:pPr>
+        <w:pStyle w:val="TOC2"/>
+        <w:tabs>
+          <w:tab w:val="right" w:leader="dot" w:pos="8630"/>
+        </w:tabs>
+        <w:rPr>
+          <w:noProof/>
+        </w:rPr>
+      </w:pPr>
+      <w:hyperlink w:anchor="_Toc232500693" w:history="1">
+        <w:r>
+          <w:rPr>
+            <w:rStyle w:val="Hyperlink"/>
+            <w:noProof/>
+          </w:rPr>
+          <w:t>10.2 No Independent User Study</w:t>
+        </w:r>
+        <w:r>
+          <w:rPr>
+            <w:noProof/>
+            <w:webHidden/>
+          </w:rPr>
+          <w:tab/>
+        </w:r>
+        <w:r>
+          <w:rPr>
+            <w:noProof/>
+            <w:webHidden/>
+          </w:rPr>
+          <w:fldChar w:fldCharType="begin"/>
+        </w:r>
+        <w:r>
+          <w:rPr>
+            <w:noProof/>
+            <w:webHidden/>
+          </w:rPr>
+          <w:instrText xml:space="preserve"> PAGEREF _Toc232500693 \h </w:instrText>
+        </w:r>
+        <w:r>
+          <w:rPr>
+            <w:noProof/>
+            <w:webHidden/>
+          </w:rPr>
+        </w:r>
+        <w:r>
+          <w:rPr>
+            <w:noProof/>
+            <w:webHidden/>
+          </w:rPr>
+          <w:fldChar w:fldCharType="separate"/>
+        </w:r>
+        <w:r>
+          <w:rPr>
+            <w:noProof/>
+            <w:webHidden/>
+          </w:rPr>
+          <w:t>36</w:t>
+        </w:r>
+        <w:r>
+          <w:rPr>
+            <w:noProof/>
+            <w:webHidden/>
+          </w:rPr>
+          <w:fldChar w:fldCharType="end"/>
+        </w:r>
+      </w:hyperlink>
+    </w:p>
+    <w:p>
+      <w:pPr>
+        <w:pStyle w:val="TOC2"/>
+        <w:tabs>
+          <w:tab w:val="right" w:leader="dot" w:pos="8630"/>
+        </w:tabs>
+        <w:rPr>
+          <w:noProof/>
+        </w:rPr>
+      </w:pPr>
+      <w:hyperlink w:anchor="_Toc232500694" w:history="1">
+        <w:r>
+          <w:rPr>
+            <w:rStyle w:val="Hyperlink"/>
+            <w:noProof/>
+          </w:rPr>
+          <w:t>10.3 Dependency on Commercial APIs</w:t>
+        </w:r>
+        <w:r>
+          <w:rPr>
+            <w:noProof/>
+            <w:webHidden/>
+          </w:rPr>
+          <w:tab/>
+        </w:r>
+        <w:r>
+          <w:rPr>
+            <w:noProof/>
+            <w:webHidden/>
+          </w:rPr>
+          <w:fldChar w:fldCharType="begin"/>
+        </w:r>
+        <w:r>
+          <w:rPr>
+            <w:noProof/>
+            <w:webHidden/>
+          </w:rPr>
+          <w:instrText xml:space="preserve"> PAGEREF _Toc232500694 \h </w:instrText>
+        </w:r>
+        <w:r>
+          <w:rPr>
+            <w:noProof/>
+            <w:webHidden/>
+          </w:rPr>
+        </w:r>
+        <w:r>
+          <w:rPr>
+            <w:noProof/>
+            <w:webHidden/>
+          </w:rPr>
+          <w:fldChar w:fldCharType="separate"/>
+        </w:r>
+        <w:r>
+          <w:rPr>
+            <w:noProof/>
+            <w:webHidden/>
+          </w:rPr>
+          <w:t>36</w:t>
+        </w:r>
+        <w:r>
+          <w:rPr>
+            <w:noProof/>
+            <w:webHidden/>
+          </w:rPr>
+          <w:fldChar w:fldCharType="end"/>
+        </w:r>
+      </w:hyperlink>
+    </w:p>
+    <w:p>
+      <w:pPr>
+        <w:pStyle w:val="TOC2"/>
+        <w:tabs>
+          <w:tab w:val="right" w:leader="dot" w:pos="8630"/>
+        </w:tabs>
+        <w:rPr>
+          <w:noProof/>
+        </w:rPr>
+      </w:pPr>
+      <w:hyperlink w:anchor="_Toc232500695" w:history="1">
+        <w:r>
+          <w:rPr>
+            <w:rStyle w:val="Hyperlink"/>
+            <w:noProof/>
+          </w:rPr>
+          <w:t>10.4 No Offline or Air-Gapped Support</w:t>
+        </w:r>
+        <w:r>
+          <w:rPr>
+            <w:noProof/>
+            <w:webHidden/>
+          </w:rPr>
+          <w:tab/>
+        </w:r>
+        <w:r>
+          <w:rPr>
+            <w:noProof/>
+            <w:webHidden/>
+          </w:rPr>
+          <w:fldChar w:fldCharType="begin"/>
+        </w:r>
+        <w:r>
+          <w:rPr>
+            <w:noProof/>
+            <w:webHidden/>
+          </w:rPr>
+          <w:instrText xml:space="preserve"> PAGEREF _Toc232500695 \h </w:instrText>
+        </w:r>
+        <w:r>
+          <w:rPr>
+            <w:noProof/>
+            <w:webHidden/>
+          </w:rPr>
+        </w:r>
+        <w:r>
+          <w:rPr>
+            <w:noProof/>
+            <w:webHidden/>
+          </w:rPr>
+          <w:fldChar w:fldCharType="separate"/>
+        </w:r>
+        <w:r>
+          <w:rPr>
+            <w:noProof/>
+            <w:webHidden/>
+          </w:rPr>
+          <w:t>36</w:t>
+        </w:r>
+        <w:r>
+          <w:rPr>
+            <w:noProof/>
+            <w:webHidden/>
+          </w:rPr>
+          <w:fldChar w:fldCharType="end"/>
+        </w:r>
+      </w:hyperlink>
+    </w:p>
+    <w:p>
+      <w:pPr>
+        <w:pStyle w:val="TOC2"/>
+        <w:tabs>
+          <w:tab w:val="right" w:leader="dot" w:pos="8630"/>
+        </w:tabs>
+        <w:rPr>
+          <w:noProof/>
+        </w:rPr>
+      </w:pPr>
+      <w:hyperlink w:anchor="_Toc232500696" w:history="1">
+        <w:r>
+          <w:rPr>
+            <w:rStyle w:val="Hyperlink"/>
+            <w:noProof/>
+          </w:rPr>
+          <w:t>10.5 Chunker Edge Cases</w:t>
+        </w:r>
+        <w:r>
+          <w:rPr>
+            <w:noProof/>
+            <w:webHidden/>
+          </w:rPr>
+          <w:tab/>
+        </w:r>
+        <w:r>
+          <w:rPr>
+            <w:noProof/>
+            <w:webHidden/>
+          </w:rPr>
+          <w:fldChar w:fldCharType="begin"/>
+        </w:r>
+        <w:r>
+          <w:rPr>
+            <w:noProof/>
+            <w:webHidden/>
+          </w:rPr>
+          <w:instrText xml:space="preserve"> PAGEREF _Toc232500696 \h </w:instrText>
+        </w:r>
+        <w:r>
+          <w:rPr>
+            <w:noProof/>
+            <w:webHidden/>
+          </w:rPr>
+        </w:r>
+        <w:r>
+          <w:rPr>
+            <w:noProof/>
+            <w:webHidden/>
+          </w:rPr>
+          <w:fldChar w:fldCharType="separate"/>
+        </w:r>
+        <w:r>
+          <w:rPr>
+            <w:noProof/>
+            <w:webHidden/>
+          </w:rPr>
+          <w:t>36</w:t>
+        </w:r>
+        <w:r>
+          <w:rPr>
+            <w:noProof/>
+            <w:webHidden/>
+          </w:rPr>
+          <w:fldChar w:fldCharType="end"/>
+        </w:r>
+      </w:hyperlink>
+    </w:p>
+    <w:p>
+      <w:pPr>
+        <w:pStyle w:val="TOC2"/>
+        <w:tabs>
+          <w:tab w:val="right" w:leader="dot" w:pos="8630"/>
+        </w:tabs>
+        <w:rPr>
+          <w:noProof/>
+        </w:rPr>
+      </w:pPr>
+      <w:hyperlink w:anchor="_Toc232500697" w:history="1">
+        <w:r>
+          <w:rPr>
+            <w:rStyle w:val="Hyperlink"/>
+            <w:noProof/>
+          </w:rPr>
+          <w:t>10.6 No Cross-Function Context</w:t>
+        </w:r>
+        <w:r>
+          <w:rPr>
+            <w:noProof/>
+            <w:webHidden/>
+          </w:rPr>
+          <w:tab/>
+        </w:r>
+        <w:r>
+          <w:rPr>
+            <w:noProof/>
+            <w:webHidden/>
+          </w:rPr>
+          <w:fldChar w:fldCharType="begin"/>
+        </w:r>
+        <w:r>
+          <w:rPr>
+            <w:noProof/>
+            <w:webHidden/>
+          </w:rPr>
+          <w:instrText xml:space="preserve"> PAGEREF _Toc232500697 \h </w:instrText>
+        </w:r>
+        <w:r>
+          <w:rPr>
+            <w:noProof/>
+            <w:webHidden/>
+          </w:rPr>
+        </w:r>
+        <w:r>
+          <w:rPr>
+            <w:noProof/>
+            <w:webHidden/>
+          </w:rPr>
+          <w:fldChar w:fldCharType="separate"/>
+        </w:r>
+        <w:r>
+          <w:rPr>
+            <w:noProof/>
+            <w:webHidden/>
+          </w:rPr>
+          <w:t>36</w:t>
+        </w:r>
+        <w:r>
+          <w:rPr>
+            <w:noProof/>
+            <w:webHidden/>
+          </w:rPr>
+          <w:fldChar w:fldCharType="end"/>
+        </w:r>
+      </w:hyperlink>
+    </w:p>
+    <w:p>
+      <w:pPr>
+        <w:pStyle w:val="TOC1"/>
+        <w:tabs>
+          <w:tab w:val="right" w:leader="dot" w:pos="8630"/>
+        </w:tabs>
+        <w:rPr>
+          <w:noProof/>
+        </w:rPr>
+      </w:pPr>
+      <w:hyperlink w:anchor="_Toc232500698" w:history="1">
+        <w:r>
+          <w:rPr>
+            <w:rStyle w:val="Hyperlink"/>
+            <w:noProof/>
+          </w:rPr>
+          <w:t>11. Future Work</w:t>
+        </w:r>
+        <w:r>
+          <w:rPr>
+            <w:noProof/>
+            <w:webHidden/>
+          </w:rPr>
+          <w:tab/>
+        </w:r>
+        <w:r>
+          <w:rPr>
+            <w:noProof/>
+            <w:webHidden/>
+          </w:rPr>
+          <w:fldChar w:fldCharType="begin"/>
+        </w:r>
+        <w:r>
+          <w:rPr>
+            <w:noProof/>
+            <w:webHidden/>
+          </w:rPr>
+          <w:instrText xml:space="preserve"> PAGEREF _Toc232500698 \h </w:instrText>
+        </w:r>
+        <w:r>
+          <w:rPr>
+            <w:noProof/>
+            <w:webHidden/>
+          </w:rPr>
+        </w:r>
+        <w:r>
+          <w:rPr>
+            <w:noProof/>
+            <w:webHidden/>
+          </w:rPr>
+          <w:fldChar w:fldCharType="separate"/>
+        </w:r>
+        <w:r>
+          <w:rPr>
+            <w:noProof/>
+            <w:webHidden/>
+          </w:rPr>
+          <w:t>38</w:t>
+        </w:r>
+        <w:r>
+          <w:rPr>
+            <w:noProof/>
+            <w:webHidden/>
+          </w:rPr>
+          <w:fldChar w:fldCharType="end"/>
+        </w:r>
+      </w:hyperlink>
+    </w:p>
+    <w:p>
+      <w:pPr>
+        <w:pStyle w:val="TOC1"/>
+        <w:tabs>
+          <w:tab w:val="right" w:leader="dot" w:pos="8630"/>
+        </w:tabs>
+        <w:rPr>
+          <w:noProof/>
+        </w:rPr>
+      </w:pPr>
+      <w:hyperlink w:anchor="_Toc232500699" w:history="1">
+        <w:r>
+          <w:rPr>
+            <w:rStyle w:val="Hyperlink"/>
+            <w:noProof/>
+          </w:rPr>
+          <w:t>12. Conclusion</w:t>
+        </w:r>
+        <w:r>
+          <w:rPr>
+            <w:noProof/>
+            <w:webHidden/>
+          </w:rPr>
+          <w:tab/>
+        </w:r>
+        <w:r>
+          <w:rPr>
+            <w:noProof/>
+            <w:webHidden/>
+          </w:rPr>
+          <w:fldChar w:fldCharType="begin"/>
+        </w:r>
+        <w:r>
+          <w:rPr>
+            <w:noProof/>
+            <w:webHidden/>
+          </w:rPr>
+          <w:instrText xml:space="preserve"> PAGEREF _Toc232500699 \h </w:instrText>
+        </w:r>
+        <w:r>
+          <w:rPr>
+            <w:noProof/>
+            <w:webHidden/>
+          </w:rPr>
+        </w:r>
+        <w:r>
+          <w:rPr>
+            <w:noProof/>
+            <w:webHidden/>
+          </w:rPr>
+          <w:fldChar w:fldCharType="separate"/>
+        </w:r>
+        <w:r>
+          <w:rPr>
+            <w:noProof/>
+            <w:webHidden/>
+          </w:rPr>
+          <w:t>39</w:t>
+        </w:r>
+        <w:r>
+          <w:rPr>
+            <w:noProof/>
+            <w:webHidden/>
+          </w:rPr>
+          <w:fldChar w:fldCharType="end"/>
+        </w:r>
+      </w:hyperlink>
+    </w:p>
+    <w:p>
+      <w:pPr>
+        <w:pStyle w:val="TOC1"/>
+        <w:tabs>
+          <w:tab w:val="right" w:leader="dot" w:pos="8630"/>
+        </w:tabs>
+        <w:rPr>
+          <w:noProof/>
+        </w:rPr>
+      </w:pPr>
+      <w:hyperlink w:anchor="_Toc232500700" w:history="1">
+        <w:r>
+          <w:rPr>
+            <w:rStyle w:val="Hyperlink"/>
+            <w:noProof/>
+          </w:rPr>
+          <w:t>13. Ref</w:t>
+        </w:r>
+        <w:r>
+          <w:rPr>
+            <w:rStyle w:val="Hyperlink"/>
+            <w:noProof/>
+          </w:rPr>
+          <w:t>e</w:t>
+        </w:r>
+        <w:r>
+          <w:rPr>
+            <w:rStyle w:val="Hyperlink"/>
+            <w:noProof/>
+          </w:rPr>
+          <w:t>rences</w:t>
+        </w:r>
+        <w:r>
+          <w:rPr>
+            <w:noProof/>
+            <w:webHidden/>
+          </w:rPr>
+          <w:tab/>
+        </w:r>
+        <w:r>
+          <w:rPr>
+            <w:noProof/>
+            <w:webHidden/>
+          </w:rPr>
+          <w:fldChar w:fldCharType="begin"/>
+        </w:r>
+        <w:r>
+          <w:rPr>
+            <w:noProof/>
+            <w:webHidden/>
+          </w:rPr>
+          <w:instrText xml:space="preserve"> PAGEREF _Toc232500700 \h </w:instrText>
+        </w:r>
+        <w:r>
+          <w:rPr>
+            <w:noProof/>
+            <w:webHidden/>
+          </w:rPr>
+        </w:r>
+        <w:r>
+          <w:rPr>
+            <w:noProof/>
+            <w:webHidden/>
+          </w:rPr>
+          <w:fldChar w:fldCharType="separate"/>
+        </w:r>
+        <w:r>
+          <w:rPr>
+            <w:noProof/>
+            <w:webHidden/>
+          </w:rPr>
+          <w:t>40</w:t>
+        </w:r>
+        <w:r>
+          <w:rPr>
+            <w:noProof/>
+            <w:webHidden/>
+          </w:rPr>
+          <w:fldChar w:fldCharType="end"/>
+        </w:r>
+      </w:hyperlink>
+    </w:p>
+    <w:p>
+      <w:pPr>
+        <w:pStyle w:val="TOC1"/>
+        <w:tabs>
+          <w:tab w:val="right" w:leader="dot" w:pos="8630"/>
+        </w:tabs>
+        <w:rPr>
+          <w:noProof/>
+        </w:rPr>
+      </w:pPr>
+      <w:hyperlink w:anchor="_Toc232500701" w:history="1">
+        <w:r>
+          <w:rPr>
+            <w:rStyle w:val="Hyperlink"/>
+            <w:noProof/>
+          </w:rPr>
+          <w:t>14. Appendix</w:t>
+        </w:r>
+        <w:r>
+          <w:rPr>
+            <w:noProof/>
+            <w:webHidden/>
+          </w:rPr>
+          <w:tab/>
+        </w:r>
+        <w:r>
+          <w:rPr>
+            <w:noProof/>
+            <w:webHidden/>
+          </w:rPr>
+          <w:fldChar w:fldCharType="begin"/>
+        </w:r>
+        <w:r>
+          <w:rPr>
+            <w:noProof/>
+            <w:webHidden/>
+          </w:rPr>
+          <w:instrText xml:space="preserve"> PAGEREF _Toc232500701 \h </w:instrText>
+        </w:r>
+        <w:r>
+          <w:rPr>
+            <w:noProof/>
+            <w:webHidden/>
+          </w:rPr>
+        </w:r>
+        <w:r>
+          <w:rPr>
+            <w:noProof/>
+            <w:webHidden/>
+          </w:rPr>
+          <w:fldChar w:fldCharType="separate"/>
+        </w:r>
+        <w:r>
+          <w:rPr>
+            <w:noProof/>
+            <w:webHidden/>
+          </w:rPr>
+          <w:t>41</w:t>
+        </w:r>
+        <w:r>
+          <w:rPr>
+            <w:noProof/>
+            <w:webHidden/>
+          </w:rPr>
+          <w:fldChar w:fldCharType="end"/>
+        </w:r>
+      </w:hyperlink>
+    </w:p>
+    <w:p>
+      <w:pPr>
+        <w:pStyle w:val="TOC2"/>
+        <w:tabs>
+          <w:tab w:val="right" w:leader="dot" w:pos="8630"/>
+        </w:tabs>
+        <w:rPr>
+          <w:noProof/>
+        </w:rPr>
+      </w:pPr>
+      <w:hyperlink w:anchor="_Toc232500702" w:history="1">
+        <w:r>
+          <w:rPr>
+            <w:rStyle w:val="Hyperlink"/>
+            <w:noProof/>
+          </w:rPr>
+          <w:t>A. File Structure</w:t>
+        </w:r>
+        <w:r>
+          <w:rPr>
+            <w:noProof/>
+            <w:webHidden/>
+          </w:rPr>
+          <w:tab/>
+        </w:r>
+        <w:r>
+          <w:rPr>
+            <w:noProof/>
+            <w:webHidden/>
+          </w:rPr>
+          <w:fldChar w:fldCharType="begin"/>
+        </w:r>
+        <w:r>
+          <w:rPr>
+            <w:noProof/>
+            <w:webHidden/>
+          </w:rPr>
+          <w:instrText xml:space="preserve"> PAGEREF _Toc232500702 \h </w:instrText>
+        </w:r>
+        <w:r>
+          <w:rPr>
+            <w:noProof/>
+            <w:webHidden/>
+          </w:rPr>
+        </w:r>
+        <w:r>
+          <w:rPr>
+            <w:noProof/>
+            <w:webHidden/>
+          </w:rPr>
+          <w:fldChar w:fldCharType="separate"/>
+        </w:r>
+        <w:r>
+          <w:rPr>
+            <w:noProof/>
+            <w:webHidden/>
+          </w:rPr>
+          <w:t>41</w:t>
+        </w:r>
+        <w:r>
+          <w:rPr>
+            <w:noProof/>
+            <w:webHidden/>
+          </w:rPr>
+          <w:fldChar w:fldCharType="end"/>
+        </w:r>
+      </w:hyperlink>
+    </w:p>
+    <w:p>
+      <w:pPr>
+        <w:pStyle w:val="TOC2"/>
+        <w:tabs>
+          <w:tab w:val="right" w:leader="dot" w:pos="8630"/>
+        </w:tabs>
+        <w:rPr>
+          <w:noProof/>
+        </w:rPr>
+      </w:pPr>
+      <w:hyperlink w:anchor="_Toc232500703" w:history="1">
+        <w:r>
+          <w:rPr>
+            <w:rStyle w:val="Hyperlink"/>
+            <w:noProof/>
+          </w:rPr>
+          <w:t>B. Backend API Endpoints</w:t>
+        </w:r>
+        <w:r>
+          <w:rPr>
+            <w:noProof/>
+            <w:webHidden/>
+          </w:rPr>
+          <w:tab/>
+        </w:r>
+        <w:r>
+          <w:rPr>
+            <w:noProof/>
+            <w:webHidden/>
+          </w:rPr>
+          <w:fldChar w:fldCharType="begin"/>
+        </w:r>
+        <w:r>
+          <w:rPr>
+            <w:noProof/>
+            <w:webHidden/>
+          </w:rPr>
+          <w:instrText xml:space="preserve"> PAGEREF _Toc232500703 \h </w:instrText>
+        </w:r>
+        <w:r>
+          <w:rPr>
+            <w:noProof/>
+            <w:webHidden/>
+          </w:rPr>
+        </w:r>
+        <w:r>
+          <w:rPr>
+            <w:noProof/>
+            <w:webHidden/>
+          </w:rPr>
+          <w:fldChar w:fldCharType="separate"/>
+        </w:r>
+        <w:r>
+          <w:rPr>
+            <w:noProof/>
+            <w:webHidden/>
+          </w:rPr>
+          <w:t>41</w:t>
+        </w:r>
+        <w:r>
+          <w:rPr>
+            <w:noProof/>
+            <w:webHidden/>
+          </w:rPr>
+          <w:fldChar w:fldCharType="end"/>
+        </w:r>
+      </w:hyperlink>
+    </w:p>
+    <w:p>
+      <w:pPr>
+        <w:pStyle w:val="TOC2"/>
+        <w:tabs>
+          <w:tab w:val="right" w:leader="dot" w:pos="8630"/>
+        </w:tabs>
+        <w:rPr>
+          <w:noProof/>
+        </w:rPr>
+      </w:pPr>
+      <w:hyperlink w:anchor="_Toc232500704" w:history="1">
+        <w:r>
+          <w:rPr>
+            <w:rStyle w:val="Hyperlink"/>
+            <w:noProof/>
+          </w:rPr>
+          <w:t>C. VS Code Commands and Settings</w:t>
+        </w:r>
+        <w:r>
+          <w:rPr>
+            <w:noProof/>
+            <w:webHidden/>
+          </w:rPr>
+          <w:tab/>
+        </w:r>
+        <w:r>
+          <w:rPr>
+            <w:noProof/>
+            <w:webHidden/>
+          </w:rPr>
+          <w:fldChar w:fldCharType="begin"/>
+        </w:r>
+        <w:r>
+          <w:rPr>
+            <w:noProof/>
+            <w:webHidden/>
+          </w:rPr>
+          <w:instrText xml:space="preserve"> PAGEREF _Toc232500704 \h </w:instrText>
+        </w:r>
+        <w:r>
+          <w:rPr>
+            <w:noProof/>
+            <w:webHidden/>
+          </w:rPr>
+        </w:r>
+        <w:r>
+          <w:rPr>
+            <w:noProof/>
+            <w:webHidden/>
+          </w:rPr>
+          <w:fldChar w:fldCharType="separate"/>
+        </w:r>
+        <w:r>
+          <w:rPr>
+            <w:noProof/>
+            <w:webHidden/>
+          </w:rPr>
+          <w:t>42</w:t>
+        </w:r>
+        <w:r>
+          <w:rPr>
+            <w:noProof/>
+            <w:webHidden/>
+          </w:rPr>
+          <w:fldChar w:fldCharType="end"/>
+        </w:r>
+      </w:hyperlink>
+    </w:p>
+    <w:p>
+      <w:pPr>
+        <w:pStyle w:val="TOC2"/>
+        <w:tabs>
+          <w:tab w:val="right" w:leader="dot" w:pos="8630"/>
+        </w:tabs>
+        <w:rPr>
+          <w:noProof/>
+        </w:rPr>
+      </w:pPr>
+      <w:hyperlink w:anchor="_Toc232500705" w:history="1">
+        <w:r>
+          <w:rPr>
+            <w:rStyle w:val="Hyperlink"/>
+            <w:noProof/>
+          </w:rPr>
+          <w:t>D. Terminal Output During Indexing</w:t>
+        </w:r>
+        <w:r>
+          <w:rPr>
+            <w:noProof/>
+            <w:webHidden/>
+          </w:rPr>
+          <w:tab/>
+        </w:r>
+        <w:r>
+          <w:rPr>
+            <w:noProof/>
+            <w:webHidden/>
+          </w:rPr>
+          <w:fldChar w:fldCharType="begin"/>
+        </w:r>
+        <w:r>
+          <w:rPr>
+            <w:noProof/>
+            <w:webHidden/>
+          </w:rPr>
+          <w:instrText xml:space="preserve"> PAGEREF _Toc232500705 \h </w:instrText>
+        </w:r>
+        <w:r>
+          <w:rPr>
+            <w:noProof/>
+            <w:webHidden/>
+          </w:rPr>
+        </w:r>
+        <w:r>
+          <w:rPr>
+            <w:noProof/>
+            <w:webHidden/>
+          </w:rPr>
+          <w:fldChar w:fldCharType="separate"/>
+        </w:r>
+        <w:r>
+          <w:rPr>
+            <w:noProof/>
+            <w:webHidden/>
+          </w:rPr>
+          <w:t>42</w:t>
+        </w:r>
+        <w:r>
+          <w:rPr>
+            <w:noProof/>
+            <w:webHidden/>
+          </w:rPr>
+          <w:fldChar w:fldCharType="end"/>
+        </w:r>
+      </w:hyperlink>
+    </w:p>
+    <w:p>
+      <w:pPr>
+        <w:pStyle w:val="TOC2"/>
+        <w:tabs>
+          <w:tab w:val="right" w:leader="dot" w:pos="8630"/>
+        </w:tabs>
+        <w:rPr>
+          <w:noProof/>
+        </w:rPr>
+      </w:pPr>
+      <w:hyperlink w:anchor="_Toc232500706" w:history="1">
+        <w:r>
+          <w:rPr>
+            <w:rStyle w:val="Hyperlink"/>
+            <w:noProof/>
+          </w:rPr>
+          <w:t>E. Setup</w:t>
+        </w:r>
+        <w:r>
+          <w:rPr>
+            <w:noProof/>
+            <w:webHidden/>
+          </w:rPr>
+          <w:tab/>
+        </w:r>
+        <w:r>
+          <w:rPr>
+            <w:noProof/>
+            <w:webHidden/>
+          </w:rPr>
+          <w:fldChar w:fldCharType="begin"/>
+        </w:r>
+        <w:r>
+          <w:rPr>
+            <w:noProof/>
+            <w:webHidden/>
+          </w:rPr>
+          <w:instrText xml:space="preserve"> PAGEREF _Toc232500706 \h </w:instrText>
+        </w:r>
+        <w:r>
+          <w:rPr>
+            <w:noProof/>
+            <w:webHidden/>
+          </w:rPr>
+        </w:r>
+        <w:r>
+          <w:rPr>
+            <w:noProof/>
+            <w:webHidden/>
+          </w:rPr>
+          <w:fldChar w:fldCharType="separate"/>
+        </w:r>
+        <w:r>
+          <w:rPr>
+            <w:noProof/>
+            <w:webHidden/>
+          </w:rPr>
+          <w:t>42</w:t>
+        </w:r>
+        <w:r>
+          <w:rPr>
+            <w:noProof/>
+            <w:webHidden/>
+          </w:rPr>
+          <w:fldChar w:fldCharType="end"/>
+        </w:r>
+      </w:hyperlink>
+    </w:p>
+    <w:p>
       <w:r>
         <w:fldChar w:fldCharType="end"/>
       </w:r>
@@ -161,6 +4863,7 @@
       <w:pPr>
         <w:pStyle w:val="Heading1"/>
       </w:pPr>
+      <w:bookmarkStart w:id="2" w:name="_Toc232500640"/>
       <w:r>
         <w:rPr>
           <w:color w:val="1D4ED8"/>
@@ -168,11 +4871,13 @@
         <w:lastRenderedPageBreak/>
         <w:t>1. Introduction</w:t>
       </w:r>
+      <w:bookmarkEnd w:id="2"/>
     </w:p>
     <w:p>
       <w:pPr>
         <w:pStyle w:val="Heading2"/>
       </w:pPr>
+      <w:bookmarkStart w:id="3" w:name="_Toc232500641"/>
       <w:r>
         <w:rPr>
           <w:color w:val="15803D"/>
@@ -180,6 +4885,7 @@
         </w:rPr>
         <w:t>1.1 The Problem</w:t>
       </w:r>
+      <w:bookmarkEnd w:id="3"/>
     </w:p>
     <w:p>
       <w:r>
@@ -242,6 +4948,7 @@
       <w:pPr>
         <w:pStyle w:val="Heading2"/>
       </w:pPr>
+      <w:bookmarkStart w:id="4" w:name="_Toc232500642"/>
       <w:r>
         <w:rPr>
           <w:color w:val="15803D"/>
@@ -249,6 +4956,7 @@
         </w:rPr>
         <w:t>1.2 What I Built</w:t>
       </w:r>
+      <w:bookmarkEnd w:id="4"/>
     </w:p>
     <w:p>
       <w:r>
@@ -264,6 +4972,7 @@
       <w:pPr>
         <w:pStyle w:val="Heading2"/>
       </w:pPr>
+      <w:bookmarkStart w:id="5" w:name="_Toc232500643"/>
       <w:r>
         <w:rPr>
           <w:color w:val="15803D"/>
@@ -271,6 +4980,7 @@
         </w:rPr>
         <w:t>1.3 Contributions</w:t>
       </w:r>
+      <w:bookmarkEnd w:id="5"/>
     </w:p>
     <w:p>
       <w:r>
@@ -335,6 +5045,7 @@
       <w:pPr>
         <w:pStyle w:val="Heading1"/>
       </w:pPr>
+      <w:bookmarkStart w:id="6" w:name="_Toc232500644"/>
       <w:r>
         <w:rPr>
           <w:color w:val="1D4ED8"/>
@@ -342,11 +5053,13 @@
         <w:lastRenderedPageBreak/>
         <w:t>2. Background and Related Work</w:t>
       </w:r>
+      <w:bookmarkEnd w:id="6"/>
     </w:p>
     <w:p>
       <w:pPr>
         <w:pStyle w:val="Heading2"/>
       </w:pPr>
+      <w:bookmarkStart w:id="7" w:name="_Toc232500645"/>
       <w:r>
         <w:rPr>
           <w:color w:val="15803D"/>
@@ -354,6 +5067,7 @@
         </w:rPr>
         <w:t>2.1 How Code Search Works Today</w:t>
       </w:r>
+      <w:bookmarkEnd w:id="7"/>
     </w:p>
     <w:p>
       <w:r>
@@ -428,6 +5142,7 @@
       <w:pPr>
         <w:pStyle w:val="Heading2"/>
       </w:pPr>
+      <w:bookmarkStart w:id="8" w:name="_Toc232500646"/>
       <w:r>
         <w:rPr>
           <w:color w:val="15803D"/>
@@ -435,6 +5150,7 @@
         </w:rPr>
         <w:t>2.2 Semantic Search and Vector Embeddings</w:t>
       </w:r>
+      <w:bookmarkEnd w:id="8"/>
     </w:p>
     <w:p>
       <w:r>
@@ -475,12 +5191,14 @@
       <w:pPr>
         <w:pStyle w:val="Heading3"/>
       </w:pPr>
+      <w:bookmarkStart w:id="9" w:name="_Toc232500647"/>
       <w:r>
         <w:rPr>
           <w:color w:val="6D28D9"/>
         </w:rPr>
         <w:t>How Similarity is Measured</w:t>
       </w:r>
+      <w:bookmarkEnd w:id="9"/>
     </w:p>
     <w:p>
       <w:r>
@@ -531,12 +5249,14 @@
       <w:pPr>
         <w:pStyle w:val="Heading3"/>
       </w:pPr>
+      <w:bookmarkStart w:id="10" w:name="_Toc232500648"/>
       <w:r>
         <w:rPr>
           <w:color w:val="6D28D9"/>
         </w:rPr>
         <w:t>Approximate Nearest Neighbour Search</w:t>
       </w:r>
+      <w:bookmarkEnd w:id="10"/>
     </w:p>
     <w:p>
       <w:r>
@@ -558,12 +5278,14 @@
       <w:pPr>
         <w:pStyle w:val="Heading3"/>
       </w:pPr>
+      <w:bookmarkStart w:id="11" w:name="_Toc232500649"/>
       <w:r>
         <w:rPr>
           <w:color w:val="6D28D9"/>
         </w:rPr>
         <w:t>Dense vs Sparse Retrieval</w:t>
       </w:r>
+      <w:bookmarkEnd w:id="11"/>
     </w:p>
     <w:p>
       <w:r>
@@ -589,6 +5311,7 @@
       <w:pPr>
         <w:pStyle w:val="Heading2"/>
       </w:pPr>
+      <w:bookmarkStart w:id="12" w:name="_Toc232500650"/>
       <w:r>
         <w:rPr>
           <w:color w:val="15803D"/>
@@ -596,6 +5319,7 @@
         </w:rPr>
         <w:t>2.3 Large Language Models in This Project</w:t>
       </w:r>
+      <w:bookmarkEnd w:id="12"/>
     </w:p>
     <w:p>
       <w:r>
@@ -611,6 +5335,7 @@
       <w:pPr>
         <w:pStyle w:val="Heading2"/>
       </w:pPr>
+      <w:bookmarkStart w:id="13" w:name="_Toc232500651"/>
       <w:r>
         <w:rPr>
           <w:color w:val="15803D"/>
@@ -618,6 +5343,7 @@
         </w:rPr>
         <w:t>2.4 What Else Exists</w:t>
       </w:r>
+      <w:bookmarkEnd w:id="13"/>
     </w:p>
     <w:p>
       <w:r>
@@ -654,6 +5380,7 @@
       <w:pPr>
         <w:pStyle w:val="Heading1"/>
       </w:pPr>
+      <w:bookmarkStart w:id="14" w:name="_Toc232500652"/>
       <w:r>
         <w:rPr>
           <w:color w:val="1D4ED8"/>
@@ -661,11 +5388,13 @@
         <w:lastRenderedPageBreak/>
         <w:t>3. System Architecture</w:t>
       </w:r>
+      <w:bookmarkEnd w:id="14"/>
     </w:p>
     <w:p>
       <w:pPr>
         <w:pStyle w:val="Heading2"/>
       </w:pPr>
+      <w:bookmarkStart w:id="15" w:name="_Toc232500653"/>
       <w:r>
         <w:rPr>
           <w:color w:val="15803D"/>
@@ -673,6 +5402,7 @@
         </w:rPr>
         <w:t>3.1 Overview</w:t>
       </w:r>
+      <w:bookmarkEnd w:id="15"/>
     </w:p>
     <w:p>
       <w:r>
@@ -794,7 +5524,7 @@
           <w:sz w:val="17"/>
         </w:rPr>
         <w:br/>
-        <w:t>│                 │  HTTP  (localhost:8000)                           │</w:t>
+        <w:t>│                 │  HTTP  (localhost:8000)                            │</w:t>
       </w:r>
       <w:r>
         <w:rPr>
@@ -995,6 +5725,7 @@
       <w:pPr>
         <w:pStyle w:val="Heading2"/>
       </w:pPr>
+      <w:bookmarkStart w:id="16" w:name="_Toc232500654"/>
       <w:r>
         <w:rPr>
           <w:color w:val="15803D"/>
@@ -1002,6 +5733,7 @@
         </w:rPr>
         <w:t>3.2 Component Responsibilities</w:t>
       </w:r>
+      <w:bookmarkEnd w:id="16"/>
     </w:p>
     <w:p>
       <w:r>
@@ -1101,6 +5833,7 @@
       <w:pPr>
         <w:pStyle w:val="Heading2"/>
       </w:pPr>
+      <w:bookmarkStart w:id="17" w:name="_Toc232500655"/>
       <w:r>
         <w:rPr>
           <w:color w:val="15803D"/>
@@ -1108,6 +5841,7 @@
         </w:rPr>
         <w:t>3.3 Data Flow</w:t>
       </w:r>
+      <w:bookmarkEnd w:id="17"/>
     </w:p>
     <w:p>
       <w:r>
@@ -1521,6 +6255,7 @@
       <w:pPr>
         <w:pStyle w:val="Heading1"/>
       </w:pPr>
+      <w:bookmarkStart w:id="18" w:name="_Toc232500656"/>
       <w:r>
         <w:rPr>
           <w:color w:val="1D4ED8"/>
@@ -1528,11 +6263,13 @@
         <w:lastRenderedPageBreak/>
         <w:t>4. Technologies Used — How They Work and Why I Chose Them</w:t>
       </w:r>
+      <w:bookmarkEnd w:id="18"/>
     </w:p>
     <w:p>
       <w:pPr>
         <w:pStyle w:val="Heading2"/>
       </w:pPr>
+      <w:bookmarkStart w:id="19" w:name="_Toc232500657"/>
       <w:r>
         <w:rPr>
           <w:color w:val="15803D"/>
@@ -1540,6 +6277,7 @@
         </w:rPr>
         <w:t>4.1 Voyage AI and voyage-code-2</w:t>
       </w:r>
+      <w:bookmarkEnd w:id="19"/>
     </w:p>
     <w:p>
       <w:r>
@@ -1717,6 +6455,7 @@
       <w:pPr>
         <w:pStyle w:val="Heading2"/>
       </w:pPr>
+      <w:bookmarkStart w:id="20" w:name="_Toc232500658"/>
       <w:r>
         <w:rPr>
           <w:color w:val="15803D"/>
@@ -1724,6 +6463,7 @@
         </w:rPr>
         <w:t>4.2 OpenAI GPT-4o-mini</w:t>
       </w:r>
+      <w:bookmarkEnd w:id="20"/>
     </w:p>
     <w:p>
       <w:r>
@@ -1980,6 +6720,7 @@
       <w:pPr>
         <w:pStyle w:val="Heading2"/>
       </w:pPr>
+      <w:bookmarkStart w:id="21" w:name="_Toc232500659"/>
       <w:r>
         <w:rPr>
           <w:color w:val="15803D"/>
@@ -1987,6 +6728,7 @@
         </w:rPr>
         <w:t>4.3 Pinecone</w:t>
       </w:r>
+      <w:bookmarkEnd w:id="21"/>
     </w:p>
     <w:p>
       <w:r>
@@ -2134,6 +6876,7 @@
       <w:pPr>
         <w:pStyle w:val="Heading2"/>
       </w:pPr>
+      <w:bookmarkStart w:id="22" w:name="_Toc232500660"/>
       <w:r>
         <w:rPr>
           <w:color w:val="15803D"/>
@@ -2142,6 +6885,7 @@
         <w:lastRenderedPageBreak/>
         <w:t>4.4 VS Code Extension API</w:t>
       </w:r>
+      <w:bookmarkEnd w:id="22"/>
     </w:p>
     <w:p>
       <w:r>
@@ -2243,6 +6987,7 @@
       <w:pPr>
         <w:pStyle w:val="Heading1"/>
       </w:pPr>
+      <w:bookmarkStart w:id="23" w:name="_Toc232500661"/>
       <w:r>
         <w:rPr>
           <w:color w:val="1D4ED8"/>
@@ -2250,11 +6995,13 @@
         <w:lastRenderedPageBreak/>
         <w:t>5. Implementation: The Indexing Pipeline</w:t>
       </w:r>
+      <w:bookmarkEnd w:id="23"/>
     </w:p>
     <w:p>
       <w:pPr>
         <w:pStyle w:val="Heading2"/>
       </w:pPr>
+      <w:bookmarkStart w:id="24" w:name="_Toc232500662"/>
       <w:r>
         <w:rPr>
           <w:color w:val="15803D"/>
@@ -2262,6 +7009,7 @@
         </w:rPr>
         <w:t>5.1 Code Chunking</w:t>
       </w:r>
+      <w:bookmarkEnd w:id="24"/>
     </w:p>
     <w:p>
       <w:r>
@@ -2463,6 +7211,7 @@
       <w:pPr>
         <w:pStyle w:val="Heading2"/>
       </w:pPr>
+      <w:bookmarkStart w:id="25" w:name="_Toc232500663"/>
       <w:r>
         <w:rPr>
           <w:color w:val="15803D"/>
@@ -2470,6 +7219,7 @@
         </w:rPr>
         <w:t>5.2 User Identity and Namespace Isolation</w:t>
       </w:r>
+      <w:bookmarkEnd w:id="25"/>
     </w:p>
     <w:p>
       <w:r>
@@ -2539,6 +7289,7 @@
       <w:pPr>
         <w:pStyle w:val="Heading2"/>
       </w:pPr>
+      <w:bookmarkStart w:id="26" w:name="_Toc232500664"/>
       <w:r>
         <w:rPr>
           <w:color w:val="15803D"/>
@@ -2546,6 +7297,7 @@
         </w:rPr>
         <w:t>5.3 Two-Level Hashing for Change Detection</w:t>
       </w:r>
+      <w:bookmarkEnd w:id="26"/>
     </w:p>
     <w:p>
       <w:r>
@@ -2636,6 +7388,7 @@
       <w:pPr>
         <w:pStyle w:val="Heading2"/>
       </w:pPr>
+      <w:bookmarkStart w:id="27" w:name="_Toc232500665"/>
       <w:r>
         <w:rPr>
           <w:color w:val="15803D"/>
@@ -2643,6 +7396,7 @@
         </w:rPr>
         <w:t>5.4 LLM Summarization</w:t>
       </w:r>
+      <w:bookmarkEnd w:id="27"/>
     </w:p>
     <w:p>
       <w:r>
@@ -2979,6 +7733,7 @@
       <w:pPr>
         <w:pStyle w:val="Heading2"/>
       </w:pPr>
+      <w:bookmarkStart w:id="28" w:name="_Toc232500666"/>
       <w:r>
         <w:rPr>
           <w:color w:val="15803D"/>
@@ -2986,6 +7741,7 @@
         </w:rPr>
         <w:t>5.5 Two-Phase Batched Indexing</w:t>
       </w:r>
+      <w:bookmarkEnd w:id="28"/>
     </w:p>
     <w:p>
       <w:r>
@@ -3351,6 +8107,7 @@
       <w:pPr>
         <w:pStyle w:val="Heading2"/>
       </w:pPr>
+      <w:bookmarkStart w:id="29" w:name="_Toc232500667"/>
       <w:r>
         <w:rPr>
           <w:color w:val="15803D"/>
@@ -3358,6 +8115,7 @@
         </w:rPr>
         <w:t>5.6 Incremental Save and Crash Recovery</w:t>
       </w:r>
+      <w:bookmarkEnd w:id="29"/>
     </w:p>
     <w:p>
       <w:r>
@@ -3491,6 +8249,7 @@
       <w:pPr>
         <w:pStyle w:val="Heading1"/>
       </w:pPr>
+      <w:bookmarkStart w:id="30" w:name="_Toc232500668"/>
       <w:r>
         <w:rPr>
           <w:color w:val="1D4ED8"/>
@@ -3498,11 +8257,13 @@
         <w:lastRenderedPageBreak/>
         <w:t>6. Implementation: The Search Pipeline</w:t>
       </w:r>
+      <w:bookmarkEnd w:id="30"/>
     </w:p>
     <w:p>
       <w:pPr>
         <w:pStyle w:val="Heading2"/>
       </w:pPr>
+      <w:bookmarkStart w:id="31" w:name="_Toc232500669"/>
       <w:r>
         <w:rPr>
           <w:color w:val="15803D"/>
@@ -3510,6 +8271,7 @@
         </w:rPr>
         <w:t>6.1 Normal Search</w:t>
       </w:r>
+      <w:bookmarkEnd w:id="31"/>
     </w:p>
     <w:p>
       <w:r>
@@ -3552,6 +8314,7 @@
       <w:pPr>
         <w:pStyle w:val="Heading2"/>
       </w:pPr>
+      <w:bookmarkStart w:id="32" w:name="_Toc232500670"/>
       <w:r>
         <w:rPr>
           <w:color w:val="15803D"/>
@@ -3559,6 +8322,7 @@
         </w:rPr>
         <w:t>6.2 AI Search Pipeline</w:t>
       </w:r>
+      <w:bookmarkEnd w:id="32"/>
     </w:p>
     <w:p>
       <w:r>
@@ -3766,6 +8530,7 @@
       <w:pPr>
         <w:pStyle w:val="Heading2"/>
       </w:pPr>
+      <w:bookmarkStart w:id="33" w:name="_Toc232500671"/>
       <w:r>
         <w:rPr>
           <w:color w:val="15803D"/>
@@ -3773,6 +8538,7 @@
         </w:rPr>
         <w:t>6.3 Result Display</w:t>
       </w:r>
+      <w:bookmarkEnd w:id="33"/>
     </w:p>
     <w:p>
       <w:r>
@@ -3830,6 +8596,7 @@
       <w:pPr>
         <w:pStyle w:val="Heading1"/>
       </w:pPr>
+      <w:bookmarkStart w:id="34" w:name="_Toc232500672"/>
       <w:r>
         <w:rPr>
           <w:color w:val="1D4ED8"/>
@@ -3837,11 +8604,13 @@
         <w:lastRenderedPageBreak/>
         <w:t>7. Reliability and Engineering Decisions</w:t>
       </w:r>
+      <w:bookmarkEnd w:id="34"/>
     </w:p>
     <w:p>
       <w:pPr>
         <w:pStyle w:val="Heading2"/>
       </w:pPr>
+      <w:bookmarkStart w:id="35" w:name="_Toc232500673"/>
       <w:r>
         <w:rPr>
           <w:color w:val="15803D"/>
@@ -3849,6 +8618,7 @@
         </w:rPr>
         <w:t>7.1 Concurrent Indexing and Search</w:t>
       </w:r>
+      <w:bookmarkEnd w:id="35"/>
     </w:p>
     <w:p>
       <w:r>
@@ -3977,6 +8747,7 @@
       <w:pPr>
         <w:pStyle w:val="Heading2"/>
       </w:pPr>
+      <w:bookmarkStart w:id="36" w:name="_Toc232500674"/>
       <w:r>
         <w:rPr>
           <w:color w:val="15803D"/>
@@ -3984,6 +8755,7 @@
         </w:rPr>
         <w:t>7.2 Single Source of Truth for Configuration</w:t>
       </w:r>
+      <w:bookmarkEnd w:id="36"/>
     </w:p>
     <w:p>
       <w:r>
@@ -4059,6 +8831,7 @@
       <w:pPr>
         <w:pStyle w:val="Heading2"/>
       </w:pPr>
+      <w:bookmarkStart w:id="37" w:name="_Toc232500675"/>
       <w:r>
         <w:rPr>
           <w:color w:val="15803D"/>
@@ -4066,6 +8839,7 @@
         </w:rPr>
         <w:t>7.3 Real-Time Index Synchronisation</w:t>
       </w:r>
+      <w:bookmarkEnd w:id="37"/>
     </w:p>
     <w:p>
       <w:r>
@@ -4130,6 +8904,7 @@
       <w:pPr>
         <w:pStyle w:val="Heading2"/>
       </w:pPr>
+      <w:bookmarkStart w:id="38" w:name="_Toc232500676"/>
       <w:r>
         <w:rPr>
           <w:color w:val="15803D"/>
@@ -4137,6 +8912,7 @@
         </w:rPr>
         <w:t>7.4 Terminal Completion Messages</w:t>
       </w:r>
+      <w:bookmarkEnd w:id="38"/>
     </w:p>
     <w:p>
       <w:r>
@@ -4222,6 +8998,7 @@
       <w:pPr>
         <w:pStyle w:val="Heading1"/>
       </w:pPr>
+      <w:bookmarkStart w:id="39" w:name="_Toc232500677"/>
       <w:r>
         <w:rPr>
           <w:color w:val="1D4ED8"/>
@@ -4229,11 +9006,13 @@
         <w:lastRenderedPageBreak/>
         <w:t>8. Challenges I Faced and How I Solved Them</w:t>
       </w:r>
+      <w:bookmarkEnd w:id="39"/>
     </w:p>
     <w:p>
       <w:pPr>
         <w:pStyle w:val="Heading2"/>
       </w:pPr>
+      <w:bookmarkStart w:id="40" w:name="_Toc232500678"/>
       <w:r>
         <w:rPr>
           <w:color w:val="15803D"/>
@@ -4241,6 +9020,7 @@
         </w:rPr>
         <w:t>8.1 Null IDs Crashing Pinecone</w:t>
       </w:r>
+      <w:bookmarkEnd w:id="40"/>
     </w:p>
     <w:p>
       <w:r>
@@ -4435,6 +9215,7 @@
       <w:pPr>
         <w:pStyle w:val="Heading2"/>
       </w:pPr>
+      <w:bookmarkStart w:id="41" w:name="_Toc232500679"/>
       <w:r>
         <w:rPr>
           <w:color w:val="15803D"/>
@@ -4442,6 +9223,7 @@
         </w:rPr>
         <w:t>8.2 Slow First-Run Indexing</w:t>
       </w:r>
+      <w:bookmarkEnd w:id="41"/>
     </w:p>
     <w:p>
       <w:r>
@@ -4457,6 +9239,7 @@
       <w:pPr>
         <w:pStyle w:val="Heading2"/>
       </w:pPr>
+      <w:bookmarkStart w:id="42" w:name="_Toc232500680"/>
       <w:r>
         <w:rPr>
           <w:color w:val="15803D"/>
@@ -4464,6 +9247,7 @@
         </w:rPr>
         <w:t>8.3 Class Chunks Polluting Search Results</w:t>
       </w:r>
+      <w:bookmarkEnd w:id="42"/>
     </w:p>
     <w:p>
       <w:r>
@@ -4527,6 +9311,7 @@
       <w:pPr>
         <w:pStyle w:val="Heading2"/>
       </w:pPr>
+      <w:bookmarkStart w:id="43" w:name="_Toc232500681"/>
       <w:r>
         <w:rPr>
           <w:color w:val="15803D"/>
@@ -4534,6 +9319,7 @@
         </w:rPr>
         <w:t>8.4 Progress Lost After Crashes</w:t>
       </w:r>
+      <w:bookmarkEnd w:id="43"/>
     </w:p>
     <w:p>
       <w:r>
@@ -4560,6 +9346,7 @@
       <w:pPr>
         <w:pStyle w:val="Heading2"/>
       </w:pPr>
+      <w:bookmarkStart w:id="44" w:name="_Toc232500682"/>
       <w:r>
         <w:rPr>
           <w:color w:val="15803D"/>
@@ -4567,6 +9354,7 @@
         </w:rPr>
         <w:t>8.5 Searching While Indexing Was Blocked</w:t>
       </w:r>
+      <w:bookmarkEnd w:id="44"/>
     </w:p>
     <w:p>
       <w:r>
@@ -4588,6 +9376,7 @@
       <w:pPr>
         <w:pStyle w:val="Heading2"/>
       </w:pPr>
+      <w:bookmarkStart w:id="45" w:name="_Toc232500683"/>
       <w:r>
         <w:rPr>
           <w:color w:val="15803D"/>
@@ -4595,6 +9384,7 @@
         </w:rPr>
         <w:t>8.6 Configuration Drift Between Frontend and Backend</w:t>
       </w:r>
+      <w:bookmarkEnd w:id="45"/>
     </w:p>
     <w:p>
       <w:r>
@@ -4618,6 +9408,74 @@
       </w:r>
     </w:p>
     <w:p>
+      <w:pPr>
+        <w:pStyle w:val="Heading2"/>
+      </w:pPr>
+      <w:bookmarkStart w:id="46" w:name="_Toc232500684"/>
+      <w:r>
+        <w:rPr>
+          <w:color w:val="15803D"/>
+          <w:sz w:val="24"/>
+        </w:rPr>
+        <w:t>8.7 User Detection and Verification</w:t>
+      </w:r>
+      <w:bookmarkEnd w:id="46"/>
+    </w:p>
+    <w:p>
+      <w:r>
+        <w:t>One thing I had to figure out early on was how to tell different developers apart without building a whole login system — no accounts, no passwords, no OAuth flow. I wanted something that just works without the user having to do anything extra.</w:t>
+      </w:r>
+    </w:p>
+    <w:p>
+      <w:r>
+        <w:t xml:space="preserve">The answer turned out to be git email. Every developer who uses git has already run </w:t>
+      </w:r>
+      <w:r>
+        <w:rPr>
+          <w:rFonts w:ascii="Courier New" w:hAnsi="Courier New"/>
+          <w:sz w:val="20"/>
+          <w:shd w:val="clear" w:color="auto" w:fill="F2F2F2"/>
+        </w:rPr>
+        <w:t>git config --global user.email</w:t>
+      </w:r>
+      <w:r>
+        <w:t xml:space="preserve"> at some point — it lives in </w:t>
+      </w:r>
+      <w:r>
+        <w:rPr>
+          <w:rFonts w:ascii="Courier New" w:hAnsi="Courier New"/>
+          <w:sz w:val="20"/>
+          <w:shd w:val="clear" w:color="auto" w:fill="F2F2F2"/>
+        </w:rPr>
+        <w:t>~/.gitconfig</w:t>
+      </w:r>
+      <w:r>
+        <w:t xml:space="preserve"> on their machine. It's the same on their work laptop, their home computer, after a VS Code reinstall, everything. It's about as stable an identity as you can get without an actual account system.</w:t>
+      </w:r>
+    </w:p>
+    <w:p>
+      <w:r>
+        <w:t xml:space="preserve">I do hash it with MD5 before using it anywhere, so the actual email address never gets sent to Pinecone or any other service. The hash is just a fingerprint — </w:t>
+      </w:r>
+      <w:r>
+        <w:rPr>
+          <w:rFonts w:ascii="Courier New" w:hAnsi="Courier New"/>
+          <w:sz w:val="20"/>
+          <w:shd w:val="clear" w:color="auto" w:fill="F2F2F2"/>
+        </w:rPr>
+        <w:t>nawfal@gmail.com</w:t>
+      </w:r>
+      <w:r>
+        <w:t xml:space="preserve"> always produces the same string, but you can't reverse it back to the email. That felt like the right call for privacy.</w:t>
+      </w:r>
+    </w:p>
+    <w:p>
+      <w:r>
+        <w:lastRenderedPageBreak/>
+        <w:t>The one thing I was strict about: if the git email isn't configured, the extension stops and shows an error with the exact command to fix it. I briefly considered falling back to a randomly generated ID, but that would mean the same developer gets a completely different namespace every time they open VS Code — effectively losing their entire index on every restart. So I decided a clear error is much better than a silent broken state.</w:t>
+      </w:r>
+    </w:p>
+    <w:p>
       <w:r>
         <w:br w:type="page"/>
       </w:r>
@@ -4626,6 +9484,7 @@
       <w:pPr>
         <w:pStyle w:val="Heading1"/>
       </w:pPr>
+      <w:bookmarkStart w:id="47" w:name="_Toc232500685"/>
       <w:r>
         <w:rPr>
           <w:color w:val="1D4ED8"/>
@@ -4633,11 +9492,13 @@
         <w:lastRenderedPageBreak/>
         <w:t>9. Evaluation</w:t>
       </w:r>
+      <w:bookmarkEnd w:id="47"/>
     </w:p>
     <w:p>
       <w:pPr>
         <w:pStyle w:val="Heading2"/>
       </w:pPr>
+      <w:bookmarkStart w:id="48" w:name="_Toc232500686"/>
       <w:r>
         <w:rPr>
           <w:color w:val="15803D"/>
@@ -4645,6 +9506,7 @@
         </w:rPr>
         <w:t>9.1 Evaluation Metrics</w:t>
       </w:r>
+      <w:bookmarkEnd w:id="48"/>
     </w:p>
     <w:p>
       <w:r>
@@ -4688,6 +9550,7 @@
       <w:pPr>
         <w:pStyle w:val="Heading2"/>
       </w:pPr>
+      <w:bookmarkStart w:id="49" w:name="_Toc232500687"/>
       <w:r>
         <w:rPr>
           <w:color w:val="15803D"/>
@@ -4695,6 +9558,7 @@
         </w:rPr>
         <w:t>9.2 Test Environment</w:t>
       </w:r>
+      <w:bookmarkEnd w:id="49"/>
     </w:p>
     <w:p>
       <w:r>
@@ -4705,6 +9569,7 @@
       <w:pPr>
         <w:pStyle w:val="Heading2"/>
       </w:pPr>
+      <w:bookmarkStart w:id="50" w:name="_Toc232500688"/>
       <w:r>
         <w:rPr>
           <w:color w:val="15803D"/>
@@ -4712,6 +9577,7 @@
         </w:rPr>
         <w:t>9.3 Results</w:t>
       </w:r>
+      <w:bookmarkEnd w:id="50"/>
     </w:p>
     <w:p>
       <w:r>
@@ -5502,6 +10368,7 @@
       <w:pPr>
         <w:pStyle w:val="Heading2"/>
       </w:pPr>
+      <w:bookmarkStart w:id="51" w:name="_Toc232500689"/>
       <w:r>
         <w:rPr>
           <w:color w:val="15803D"/>
@@ -5509,6 +10376,7 @@
         </w:rPr>
         <w:t>9.4 Performance</w:t>
       </w:r>
+      <w:bookmarkEnd w:id="51"/>
     </w:p>
     <w:tbl>
       <w:tblPr>
@@ -5703,6 +10571,7 @@
       <w:pPr>
         <w:pStyle w:val="Heading2"/>
       </w:pPr>
+      <w:bookmarkStart w:id="52" w:name="_Toc232500690"/>
       <w:r>
         <w:rPr>
           <w:color w:val="15803D"/>
@@ -5710,6 +10579,7 @@
         </w:rPr>
         <w:t>9.5 Cost</w:t>
       </w:r>
+      <w:bookmarkEnd w:id="52"/>
     </w:p>
     <w:tbl>
       <w:tblPr>
@@ -5937,13 +10807,157 @@
       <w:pPr>
         <w:pStyle w:val="Heading1"/>
       </w:pPr>
+      <w:bookmarkStart w:id="53" w:name="_Toc232500691"/>
       <w:r>
         <w:rPr>
           <w:color w:val="1D4ED8"/>
         </w:rPr>
         <w:lastRenderedPageBreak/>
-        <w:t>10. Future Work</w:t>
-      </w:r>
+        <w:t>10. Limitations</w:t>
+      </w:r>
+      <w:bookmarkEnd w:id="53"/>
+    </w:p>
+    <w:p>
+      <w:r>
+        <w:t>Every project has limits, and I think it is important to be honest about them rather than oversell what was actually built and tested.</w:t>
+      </w:r>
+    </w:p>
+    <w:p>
+      <w:pPr>
+        <w:pStyle w:val="Heading2"/>
+      </w:pPr>
+      <w:bookmarkStart w:id="54" w:name="_Toc232500692"/>
+      <w:r>
+        <w:rPr>
+          <w:color w:val="15803D"/>
+          <w:sz w:val="24"/>
+        </w:rPr>
+        <w:t>10.1 Small Evaluation Dataset</w:t>
+      </w:r>
+      <w:bookmarkEnd w:id="54"/>
+    </w:p>
+    <w:p>
+      <w:r>
+        <w:t>The evaluation was done on a single PHP e-commerce codebase with 89 indexed functions across 12 files. That is a small sample. The results are encouraging, but I cannot claim they generalise to every language, codebase size, or domain. A proper evaluation would test across multiple projects in multiple languages with a larger set of queries written by developers who did not build the tool.</w:t>
+      </w:r>
+    </w:p>
+    <w:p>
+      <w:pPr>
+        <w:pStyle w:val="Heading2"/>
+      </w:pPr>
+      <w:bookmarkStart w:id="55" w:name="_Toc232500693"/>
+      <w:r>
+        <w:rPr>
+          <w:color w:val="15803D"/>
+          <w:sz w:val="24"/>
+        </w:rPr>
+        <w:t>10.2 No Independent User Study</w:t>
+      </w:r>
+      <w:bookmarkEnd w:id="55"/>
+    </w:p>
+    <w:p>
+      <w:r>
+        <w:t>All the test queries were written by me, and I knew the codebase. That introduces confirmation bias — I instinctively wrote queries that I already knew would match well. A proper user study would give the tool to developers who have never seen the codebase and measure whether they actually find what they are looking for faster. Without that, the MRR and Precision@k numbers reflect my own expectations more than they reflect real-world usability.</w:t>
+      </w:r>
+    </w:p>
+    <w:p>
+      <w:pPr>
+        <w:pStyle w:val="Heading2"/>
+      </w:pPr>
+      <w:bookmarkStart w:id="56" w:name="_Toc232500694"/>
+      <w:r>
+        <w:rPr>
+          <w:color w:val="15803D"/>
+          <w:sz w:val="24"/>
+        </w:rPr>
+        <w:t>10.3 Dependency on Commercial APIs</w:t>
+      </w:r>
+      <w:bookmarkEnd w:id="56"/>
+    </w:p>
+    <w:p>
+      <w:r>
+        <w:t>The system depends on three paid external services: Voyage AI, OpenAI, and Pinecone. If any of them goes down, changes their pricing, deprecates a model, or modifies their API, the tool breaks or becomes significantly more expensive. This is a practical risk for a tool meant to be used daily in a development workflow. The free tiers are generous enough for development and testing, but production use at scale would have real costs.</w:t>
+      </w:r>
+    </w:p>
+    <w:p>
+      <w:pPr>
+        <w:pStyle w:val="Heading2"/>
+      </w:pPr>
+      <w:bookmarkStart w:id="57" w:name="_Toc232500695"/>
+      <w:r>
+        <w:rPr>
+          <w:color w:val="15803D"/>
+          <w:sz w:val="24"/>
+        </w:rPr>
+        <w:t>10.4 No Offline or Air-Gapped Support</w:t>
+      </w:r>
+      <w:bookmarkEnd w:id="57"/>
+    </w:p>
+    <w:p>
+      <w:r>
+        <w:t>Every indexing and search operation requires an active internet connection. Developers working in restricted environments — enterprise networks with strict outbound rules, air-gapped systems, or simply on a plane — cannot use the AI search features at all. The normal text search still works offline, but that is the part that already existed in every editor.</w:t>
+      </w:r>
+    </w:p>
+    <w:p>
+      <w:pPr>
+        <w:pStyle w:val="Heading2"/>
+      </w:pPr>
+      <w:bookmarkStart w:id="58" w:name="_Toc232500696"/>
+      <w:r>
+        <w:rPr>
+          <w:color w:val="15803D"/>
+          <w:sz w:val="24"/>
+        </w:rPr>
+        <w:t>10.5 Chunker Edge Cases</w:t>
+      </w:r>
+      <w:bookmarkEnd w:id="58"/>
+    </w:p>
+    <w:p>
+      <w:r>
+        <w:t>The code chunker handles 12 languages using three strategies: brace counting, indentation detection, and end-keyword matching. None of these are full parsers. Brace counting breaks on braces inside string literals. Indentation detection can be confused by heavily nested decorators. These edge cases are rare in practice but they exist, and in the worst case a function gets silently split at the wrong boundary, producing a malformed chunk that embeds poorly.</w:t>
+      </w:r>
+    </w:p>
+    <w:p>
+      <w:pPr>
+        <w:pStyle w:val="Heading2"/>
+      </w:pPr>
+      <w:bookmarkStart w:id="59" w:name="_Toc232500697"/>
+      <w:r>
+        <w:rPr>
+          <w:color w:val="15803D"/>
+          <w:sz w:val="24"/>
+        </w:rPr>
+        <w:t>10.6 No Cross-Function Context</w:t>
+      </w:r>
+      <w:bookmarkEnd w:id="59"/>
+    </w:p>
+    <w:p>
+      <w:r>
+        <w:t xml:space="preserve">Each function is embedded and searched in isolation. The system has no understanding of how functions relate to each other — which functions call which, what data flows between them, or what the broader module structure looks like. A query like "where does the checkout flow </w:t>
+      </w:r>
+      <w:r>
+        <w:lastRenderedPageBreak/>
+        <w:t>start?" requires understanding a chain of function calls, and the current system cannot answer that — it can only return individual functions that mention checkout-related concepts.</w:t>
+      </w:r>
+    </w:p>
+    <w:p>
+      <w:r>
+        <w:br w:type="page"/>
+      </w:r>
+    </w:p>
+    <w:p>
+      <w:pPr>
+        <w:pStyle w:val="Heading1"/>
+      </w:pPr>
+      <w:bookmarkStart w:id="60" w:name="_Toc232500698"/>
+      <w:r>
+        <w:rPr>
+          <w:color w:val="1D4ED8"/>
+        </w:rPr>
+        <w:lastRenderedPageBreak/>
+        <w:t>11. Future Work</w:t>
+      </w:r>
+      <w:bookmarkEnd w:id="60"/>
     </w:p>
     <w:p>
       <w:r>
@@ -6102,13 +11116,15 @@
       <w:pPr>
         <w:pStyle w:val="Heading1"/>
       </w:pPr>
+      <w:bookmarkStart w:id="61" w:name="_Toc232500699"/>
       <w:r>
         <w:rPr>
           <w:color w:val="1D4ED8"/>
         </w:rPr>
         <w:lastRenderedPageBreak/>
-        <w:t>11. Conclusion</w:t>
-      </w:r>
+        <w:t>12. Conclusion</w:t>
+      </w:r>
+      <w:bookmarkEnd w:id="61"/>
     </w:p>
     <w:p>
       <w:r>
@@ -6139,13 +11155,15 @@
       <w:pPr>
         <w:pStyle w:val="Heading1"/>
       </w:pPr>
+      <w:bookmarkStart w:id="62" w:name="_Toc232500700"/>
       <w:r>
         <w:rPr>
           <w:color w:val="1D4ED8"/>
         </w:rPr>
         <w:lastRenderedPageBreak/>
-        <w:t>12. References</w:t>
-      </w:r>
+        <w:t>13. References</w:t>
+      </w:r>
+      <w:bookmarkEnd w:id="62"/>
     </w:p>
     <w:p>
       <w:pPr>
@@ -6161,8 +11179,45 @@
         <w:t>Findings of EMNLP 2020</w:t>
       </w:r>
       <w:r>
-        <w:t>.</w:t>
-      </w:r>
+        <w:t xml:space="preserve">. </w:t>
+      </w:r>
+      <w:hyperlink r:id="rId9">
+        <w:r>
+          <w:rPr>
+            <w:color w:val="1D4ED8"/>
+            <w:u w:val="single"/>
+          </w:rPr>
+          <w:t>https://a</w:t>
+        </w:r>
+        <w:r>
+          <w:rPr>
+            <w:color w:val="1D4ED8"/>
+            <w:u w:val="single"/>
+          </w:rPr>
+          <w:t>r</w:t>
+        </w:r>
+        <w:r>
+          <w:rPr>
+            <w:color w:val="1D4ED8"/>
+            <w:u w:val="single"/>
+          </w:rPr>
+          <w:t>xiv.</w:t>
+        </w:r>
+        <w:r>
+          <w:rPr>
+            <w:color w:val="1D4ED8"/>
+            <w:u w:val="single"/>
+          </w:rPr>
+          <w:t>o</w:t>
+        </w:r>
+        <w:r>
+          <w:rPr>
+            <w:color w:val="1D4ED8"/>
+            <w:u w:val="single"/>
+          </w:rPr>
+          <w:t>rg/abs/2002.08155</w:t>
+        </w:r>
+      </w:hyperlink>
     </w:p>
     <w:p>
       <w:pPr>
@@ -6178,8 +11233,31 @@
         <w:t>arXiv:1909.09436</w:t>
       </w:r>
       <w:r>
-        <w:t>.</w:t>
-      </w:r>
+        <w:t xml:space="preserve">. </w:t>
+      </w:r>
+      <w:hyperlink r:id="rId10">
+        <w:r>
+          <w:rPr>
+            <w:color w:val="1D4ED8"/>
+            <w:u w:val="single"/>
+          </w:rPr>
+          <w:t>https://arxiv.org/abs/1</w:t>
+        </w:r>
+        <w:r>
+          <w:rPr>
+            <w:color w:val="1D4ED8"/>
+            <w:u w:val="single"/>
+          </w:rPr>
+          <w:t>9</w:t>
+        </w:r>
+        <w:r>
+          <w:rPr>
+            <w:color w:val="1D4ED8"/>
+            <w:u w:val="single"/>
+          </w:rPr>
+          <w:t>09.09436</w:t>
+        </w:r>
+      </w:hyperlink>
     </w:p>
     <w:p>
       <w:pPr>
@@ -6195,8 +11273,17 @@
         <w:t>EMNLP 2020</w:t>
       </w:r>
       <w:r>
-        <w:t>.</w:t>
-      </w:r>
+        <w:t xml:space="preserve">. </w:t>
+      </w:r>
+      <w:hyperlink r:id="rId11">
+        <w:r>
+          <w:rPr>
+            <w:color w:val="1D4ED8"/>
+            <w:u w:val="single"/>
+          </w:rPr>
+          <w:t>https://arxiv.org/abs/2004.04906</w:t>
+        </w:r>
+      </w:hyperlink>
     </w:p>
     <w:p>
       <w:pPr>
@@ -6212,8 +11299,17 @@
         <w:t>IEEE Transactions on Big Data</w:t>
       </w:r>
       <w:r>
-        <w:t>.</w:t>
-      </w:r>
+        <w:t xml:space="preserve">. </w:t>
+      </w:r>
+      <w:hyperlink r:id="rId12">
+        <w:r>
+          <w:rPr>
+            <w:color w:val="1D4ED8"/>
+            <w:u w:val="single"/>
+          </w:rPr>
+          <w:t>https://arxiv.org/abs/1702.08734</w:t>
+        </w:r>
+      </w:hyperlink>
     </w:p>
     <w:p>
       <w:pPr>
@@ -6229,8 +11325,17 @@
         <w:t>IEEE TPAMI</w:t>
       </w:r>
       <w:r>
-        <w:t>.</w:t>
-      </w:r>
+        <w:t xml:space="preserve">. </w:t>
+      </w:r>
+      <w:hyperlink r:id="rId13">
+        <w:r>
+          <w:rPr>
+            <w:color w:val="1D4ED8"/>
+            <w:u w:val="single"/>
+          </w:rPr>
+          <w:t>https://arxiv.org/abs/1603.09320</w:t>
+        </w:r>
+      </w:hyperlink>
     </w:p>
     <w:p>
       <w:pPr>
@@ -6246,8 +11351,17 @@
         <w:t>arXiv:2107.03374</w:t>
       </w:r>
       <w:r>
-        <w:t>.</w:t>
-      </w:r>
+        <w:t xml:space="preserve">. </w:t>
+      </w:r>
+      <w:hyperlink r:id="rId14">
+        <w:r>
+          <w:rPr>
+            <w:color w:val="1D4ED8"/>
+            <w:u w:val="single"/>
+          </w:rPr>
+          <w:t>https://arxiv.org/abs/2107.03374</w:t>
+        </w:r>
+      </w:hyperlink>
     </w:p>
     <w:p>
       <w:pPr>
@@ -6263,32 +11377,96 @@
         <w:t>NeurIPS 2020</w:t>
       </w:r>
       <w:r>
-        <w:t>.</w:t>
-      </w:r>
+        <w:t xml:space="preserve">. </w:t>
+      </w:r>
+      <w:hyperlink r:id="rId15">
+        <w:r>
+          <w:rPr>
+            <w:color w:val="1D4ED8"/>
+            <w:u w:val="single"/>
+          </w:rPr>
+          <w:t>https://arxiv.org/abs</w:t>
+        </w:r>
+        <w:r>
+          <w:rPr>
+            <w:color w:val="1D4ED8"/>
+            <w:u w:val="single"/>
+          </w:rPr>
+          <w:t>/</w:t>
+        </w:r>
+        <w:r>
+          <w:rPr>
+            <w:color w:val="1D4ED8"/>
+            <w:u w:val="single"/>
+          </w:rPr>
+          <w:t>2005.14165</w:t>
+        </w:r>
+      </w:hyperlink>
     </w:p>
     <w:p>
       <w:pPr>
         <w:pStyle w:val="ListNumber"/>
       </w:pPr>
       <w:r>
-        <w:t>Voyage AI. (2024). voyage-code-2 Model Documentation. Voyage AI Technical Reference.</w:t>
-      </w:r>
+        <w:t xml:space="preserve">Voyage AI. (2024). voyage-code-2 Model Documentation. Voyage AI Technical Reference. </w:t>
+      </w:r>
+      <w:hyperlink r:id="rId16">
+        <w:r>
+          <w:rPr>
+            <w:color w:val="1D4ED8"/>
+            <w:u w:val="single"/>
+          </w:rPr>
+          <w:t>https://docs.voyageai.com/docs/embeddings</w:t>
+        </w:r>
+      </w:hyperlink>
     </w:p>
     <w:p>
       <w:pPr>
         <w:pStyle w:val="ListNumber"/>
       </w:pPr>
       <w:r>
-        <w:t>Pinecone. (2024). Pinecone Vector Database Documentation.</w:t>
-      </w:r>
+        <w:t xml:space="preserve">Pinecone. (2024). Pinecone Vector Database Documentation. </w:t>
+      </w:r>
+      <w:hyperlink r:id="rId17">
+        <w:r>
+          <w:rPr>
+            <w:color w:val="1D4ED8"/>
+            <w:u w:val="single"/>
+          </w:rPr>
+          <w:t>https://docs.pinecone.io</w:t>
+        </w:r>
+      </w:hyperlink>
     </w:p>
     <w:p>
       <w:pPr>
         <w:pStyle w:val="ListNumber"/>
       </w:pPr>
       <w:r>
-        <w:t>OpenAI. (2024). GPT-4o-mini Model Card and Technical Report.</w:t>
-      </w:r>
+        <w:t xml:space="preserve">OpenAI. (2024). GPT-4o-mini Model Card and Technical Report. </w:t>
+      </w:r>
+      <w:hyperlink r:id="rId18">
+        <w:r>
+          <w:rPr>
+            <w:color w:val="1D4ED8"/>
+            <w:u w:val="single"/>
+          </w:rPr>
+          <w:t>https://openai.com/index/gpt-4o-mini-advancing-cost-eff</w:t>
+        </w:r>
+        <w:r>
+          <w:rPr>
+            <w:color w:val="1D4ED8"/>
+            <w:u w:val="single"/>
+          </w:rPr>
+          <w:t>i</w:t>
+        </w:r>
+        <w:r>
+          <w:rPr>
+            <w:color w:val="1D4ED8"/>
+            <w:u w:val="single"/>
+          </w:rPr>
+          <w:t>cient-intelligence</w:t>
+        </w:r>
+      </w:hyperlink>
     </w:p>
     <w:p>
       <w:r>
@@ -6299,18 +11477,21 @@
       <w:pPr>
         <w:pStyle w:val="Heading1"/>
       </w:pPr>
+      <w:bookmarkStart w:id="63" w:name="_Toc232500701"/>
       <w:r>
         <w:rPr>
           <w:color w:val="1D4ED8"/>
         </w:rPr>
         <w:lastRenderedPageBreak/>
-        <w:t>13. Appendix</w:t>
-      </w:r>
+        <w:t>14. Appendix</w:t>
+      </w:r>
+      <w:bookmarkEnd w:id="63"/>
     </w:p>
     <w:p>
       <w:pPr>
         <w:pStyle w:val="Heading2"/>
       </w:pPr>
+      <w:bookmarkStart w:id="64" w:name="_Toc232500702"/>
       <w:r>
         <w:rPr>
           <w:color w:val="15803D"/>
@@ -6318,6 +11499,7 @@
         </w:rPr>
         <w:t>A. File Structure</w:t>
       </w:r>
+      <w:bookmarkEnd w:id="64"/>
     </w:p>
     <w:p>
       <w:pPr>
@@ -6633,6 +11815,7 @@
       <w:pPr>
         <w:pStyle w:val="Heading2"/>
       </w:pPr>
+      <w:bookmarkStart w:id="65" w:name="_Toc232500703"/>
       <w:r>
         <w:rPr>
           <w:color w:val="15803D"/>
@@ -6640,6 +11823,7 @@
         </w:rPr>
         <w:t>B. Backend API Endpoints</w:t>
       </w:r>
+      <w:bookmarkEnd w:id="65"/>
     </w:p>
     <w:tbl>
       <w:tblPr>
@@ -6995,6 +12179,7 @@
       <w:pPr>
         <w:pStyle w:val="Heading2"/>
       </w:pPr>
+      <w:bookmarkStart w:id="66" w:name="_Toc232500704"/>
       <w:r>
         <w:rPr>
           <w:color w:val="15803D"/>
@@ -7002,6 +12187,7 @@
         </w:rPr>
         <w:t>C. VS Code Commands and Settings</w:t>
       </w:r>
+      <w:bookmarkEnd w:id="66"/>
     </w:p>
     <w:tbl>
       <w:tblPr>
@@ -7216,6 +12402,7 @@
       <w:pPr>
         <w:pStyle w:val="Heading2"/>
       </w:pPr>
+      <w:bookmarkStart w:id="67" w:name="_Toc232500705"/>
       <w:r>
         <w:rPr>
           <w:color w:val="15803D"/>
@@ -7223,6 +12410,7 @@
         </w:rPr>
         <w:t>D. Terminal Output During Indexing</w:t>
       </w:r>
+      <w:bookmarkEnd w:id="67"/>
     </w:p>
     <w:p>
       <w:r>
@@ -7294,6 +12482,7 @@
       <w:pPr>
         <w:pStyle w:val="Heading2"/>
       </w:pPr>
+      <w:bookmarkStart w:id="68" w:name="_Toc232500706"/>
       <w:r>
         <w:rPr>
           <w:color w:val="15803D"/>
@@ -7301,6 +12490,7 @@
         </w:rPr>
         <w:t>E. Setup</w:t>
       </w:r>
+      <w:bookmarkEnd w:id="68"/>
     </w:p>
     <w:p>
       <w:pPr>
@@ -7616,31 +12806,31 @@
       </w:rPr>
     </w:lvl>
   </w:abstractNum>
-  <w:num w:numId="1" w16cid:durableId="1831411260">
+  <w:num w:numId="1" w16cid:durableId="459374227">
     <w:abstractNumId w:val="8"/>
   </w:num>
-  <w:num w:numId="2" w16cid:durableId="66996900">
+  <w:num w:numId="2" w16cid:durableId="1748190773">
     <w:abstractNumId w:val="6"/>
   </w:num>
-  <w:num w:numId="3" w16cid:durableId="1216965921">
+  <w:num w:numId="3" w16cid:durableId="106389954">
     <w:abstractNumId w:val="5"/>
   </w:num>
-  <w:num w:numId="4" w16cid:durableId="1060521265">
+  <w:num w:numId="4" w16cid:durableId="114373723">
     <w:abstractNumId w:val="4"/>
   </w:num>
-  <w:num w:numId="5" w16cid:durableId="242834583">
+  <w:num w:numId="5" w16cid:durableId="1442140285">
     <w:abstractNumId w:val="7"/>
   </w:num>
-  <w:num w:numId="6" w16cid:durableId="1123689342">
+  <w:num w:numId="6" w16cid:durableId="575551373">
     <w:abstractNumId w:val="3"/>
   </w:num>
-  <w:num w:numId="7" w16cid:durableId="1224950837">
+  <w:num w:numId="7" w16cid:durableId="50035507">
     <w:abstractNumId w:val="2"/>
   </w:num>
-  <w:num w:numId="8" w16cid:durableId="1685743417">
+  <w:num w:numId="8" w16cid:durableId="832726012">
     <w:abstractNumId w:val="1"/>
   </w:num>
-  <w:num w:numId="9" w16cid:durableId="241064311">
+  <w:num w:numId="9" w16cid:durableId="751396164">
     <w:abstractNumId w:val="0"/>
   </w:num>
 </w:numbering>
@@ -19029,6 +24219,55 @@
       </w:tcPr>
     </w:tblStylePr>
   </w:style>
+  <w:style w:type="paragraph" w:styleId="TOC1">
+    <w:name w:val="toc 1"/>
+    <w:basedOn w:val="Normal"/>
+    <w:next w:val="Normal"/>
+    <w:autoRedefine/>
+    <w:uiPriority w:val="39"/>
+    <w:unhideWhenUsed/>
+    <w:rsid w:val="00566A1D"/>
+    <w:pPr>
+      <w:spacing w:after="100"/>
+    </w:pPr>
+  </w:style>
+  <w:style w:type="paragraph" w:styleId="TOC2">
+    <w:name w:val="toc 2"/>
+    <w:basedOn w:val="Normal"/>
+    <w:next w:val="Normal"/>
+    <w:autoRedefine/>
+    <w:uiPriority w:val="39"/>
+    <w:unhideWhenUsed/>
+    <w:rsid w:val="00566A1D"/>
+    <w:pPr>
+      <w:spacing w:after="100"/>
+      <w:ind w:left="220"/>
+    </w:pPr>
+  </w:style>
+  <w:style w:type="paragraph" w:styleId="TOC3">
+    <w:name w:val="toc 3"/>
+    <w:basedOn w:val="Normal"/>
+    <w:next w:val="Normal"/>
+    <w:autoRedefine/>
+    <w:uiPriority w:val="39"/>
+    <w:unhideWhenUsed/>
+    <w:rsid w:val="00566A1D"/>
+    <w:pPr>
+      <w:spacing w:after="100"/>
+      <w:ind w:left="440"/>
+    </w:pPr>
+  </w:style>
+  <w:style w:type="character" w:styleId="Hyperlink">
+    <w:name w:val="Hyperlink"/>
+    <w:basedOn w:val="DefaultParagraphFont"/>
+    <w:uiPriority w:val="99"/>
+    <w:unhideWhenUsed/>
+    <w:rsid w:val="00566A1D"/>
+    <w:rPr>
+      <w:color w:val="0000FF" w:themeColor="hyperlink"/>
+      <w:u w:val="single"/>
+    </w:rPr>
+  </w:style>
 </w:styles>
 </file>
 
